--- a/docs/MCA_Hunt_Interviewer_Guide.docx
+++ b/docs/MCA_Hunt_Interviewer_Guide.docx
@@ -655,406 +655,6 @@
     </w:p>
     <w:p>
       <w:pPr>
-        <w:pStyle w:val="ListParagraph"/>
-        <w:numPr>
-          <w:ilvl w:val="0"/>
-          <w:numId w:val="2"/>
-        </w:numPr>
-        <w:spacing w:after="40"/>
-      </w:pPr>
-      <w:r>
-        <w:t xml:space="preserve">For each animal, tick </w:t>
-      </w:r>
-      <w:r>
-        <w:rPr>
-          <w:b/>
-          <w:bCs/>
-        </w:rPr>
-        <w:t xml:space="preserve">every tool ever used</w:t>
-      </w:r>
-      <w:r>
-        <w:t xml:space="preserve"> to hunt it. The tool names are the column headers (turned sideways) — no codes to look up.</w:t>
-      </w:r>
-    </w:p>
-    <w:p>
-      <w:pPr>
-        <w:pStyle w:val="ListParagraph"/>
-        <w:numPr>
-          <w:ilvl w:val="0"/>
-          <w:numId w:val="2"/>
-        </w:numPr>
-        <w:spacing w:after="40"/>
-      </w:pPr>
-      <w:r>
-        <w:t xml:space="preserve">Ask the </w:t>
-      </w:r>
-      <w:r>
-        <w:rPr>
-          <w:b/>
-          <w:bCs/>
-        </w:rPr>
-        <w:t xml:space="preserve">preferred tool</w:t>
-      </w:r>
-      <w:r>
-        <w:t xml:space="preserve"> and </w:t>
-      </w:r>
-      <w:r>
-        <w:rPr>
-          <w:b/>
-          <w:bCs/>
-        </w:rPr>
-        <w:t xml:space="preserve">why</w:t>
-      </w:r>
-      <w:r>
-        <w:t xml:space="preserve"> (write their words). Ask whether tools have </w:t>
-      </w:r>
-      <w:r>
-        <w:rPr>
-          <w:b/>
-          <w:bCs/>
-        </w:rPr>
-        <w:t xml:space="preserve">changed</w:t>
-      </w:r>
-      <w:r>
-        <w:t xml:space="preserve">, and if so which were used before.</w:t>
-      </w:r>
-    </w:p>
-    <w:p>
-      <w:pPr>
-        <w:pStyle w:val="ListParagraph"/>
-        <w:numPr>
-          <w:ilvl w:val="0"/>
-          <w:numId w:val="2"/>
-        </w:numPr>
-        <w:spacing w:after="40"/>
-      </w:pPr>
-      <w:r>
-        <w:t xml:space="preserve">Ask whether they usually hunt </w:t>
-      </w:r>
-      <w:r>
-        <w:rPr>
-          <w:b/>
-          <w:bCs/>
-        </w:rPr>
-        <w:t xml:space="preserve">alone or with others</w:t>
-      </w:r>
-      <w:r>
-        <w:t xml:space="preserve">. Note any change over time.</w:t>
-      </w:r>
-    </w:p>
-    <w:p>
-      <w:pPr>
-        <w:pBdr>
-          <w:bottom w:val="single" w:color="D6DDD6" w:sz="6"/>
-        </w:pBdr>
-        <w:spacing w:after="60" w:before="60"/>
-      </w:pPr>
-    </w:p>
-    <w:p>
-      <w:pPr>
-        <w:pStyle w:val="Heading1"/>
-        <w:spacing w:after="90" w:before="220"/>
-      </w:pPr>
-      <w:r>
-        <w:rPr>
-          <w:b/>
-          <w:bCs/>
-          <w:color w:val="256D40"/>
-          <w:sz w:val="28"/>
-          <w:szCs w:val="28"/>
-        </w:rPr>
-        <w:t xml:space="preserve">Module D — Tenure and limits</w:t>
-      </w:r>
-    </w:p>
-    <w:p>
-      <w:pPr>
-        <w:pStyle w:val="ListParagraph"/>
-        <w:numPr>
-          <w:ilvl w:val="0"/>
-          <w:numId w:val="2"/>
-        </w:numPr>
-        <w:spacing w:after="40"/>
-      </w:pPr>
-      <w:r>
-        <w:t xml:space="preserve">Ask which </w:t>
-      </w:r>
-      <w:r>
-        <w:rPr>
-          <w:b/>
-          <w:bCs/>
-        </w:rPr>
-        <w:t xml:space="preserve">area</w:t>
-      </w:r>
-      <w:r>
-        <w:t xml:space="preserve"> they mainly hunt (own clan land, with permission, shared/open, other) — </w:t>
-      </w:r>
-      <w:r>
-        <w:rPr>
-          <w:b/>
-          <w:bCs/>
-        </w:rPr>
-        <w:t xml:space="preserve">never where</w:t>
-      </w:r>
-      <w:r>
-        <w:t xml:space="preserve">.</w:t>
-      </w:r>
-    </w:p>
-    <w:p>
-      <w:pPr>
-        <w:pStyle w:val="ListParagraph"/>
-        <w:numPr>
-          <w:ilvl w:val="0"/>
-          <w:numId w:val="2"/>
-        </w:numPr>
-        <w:spacing w:after="40"/>
-      </w:pPr>
-      <w:r>
-        <w:t xml:space="preserve">Ask about </w:t>
-      </w:r>
-      <w:r>
-        <w:rPr>
-          <w:b/>
-          <w:bCs/>
-        </w:rPr>
-        <w:t xml:space="preserve">restricted places</w:t>
-      </w:r>
-      <w:r>
-        <w:t xml:space="preserve"> (tambu/sacred, clan no-take, none, other) — again, the </w:t>
-      </w:r>
-      <w:r>
-        <w:rPr>
-          <w:b/>
-          <w:bCs/>
-        </w:rPr>
-        <w:t xml:space="preserve">kind</w:t>
-      </w:r>
-      <w:r>
-        <w:t xml:space="preserve">, never the location.</w:t>
-      </w:r>
-    </w:p>
-    <w:p>
-      <w:pPr>
-        <w:pStyle w:val="ListParagraph"/>
-        <w:numPr>
-          <w:ilvl w:val="0"/>
-          <w:numId w:val="2"/>
-        </w:numPr>
-        <w:spacing w:after="40"/>
-      </w:pPr>
-      <w:r>
-        <w:t xml:space="preserve">Ask about limits: are there </w:t>
-      </w:r>
-      <w:r>
-        <w:rPr>
-          <w:b/>
-          <w:bCs/>
-        </w:rPr>
-        <w:t xml:space="preserve">seasonal</w:t>
-      </w:r>
-      <w:r>
-        <w:t xml:space="preserve"> limits, limits on the </w:t>
-      </w:r>
-      <w:r>
-        <w:rPr>
-          <w:b/>
-          <w:bCs/>
-        </w:rPr>
-        <w:t xml:space="preserve">number taken</w:t>
-      </w:r>
-      <w:r>
-        <w:t xml:space="preserve">, or limits on the </w:t>
-      </w:r>
-      <w:r>
-        <w:rPr>
-          <w:b/>
-          <w:bCs/>
-        </w:rPr>
-        <w:t xml:space="preserve">number of trips</w:t>
-      </w:r>
-      <w:r>
-        <w:t xml:space="preserve">? For each, Yes/No/Not sure and a note if yes.</w:t>
-      </w:r>
-    </w:p>
-    <w:p>
-      <w:pPr>
-        <w:pBdr>
-          <w:bottom w:val="single" w:color="D6DDD6" w:sz="6"/>
-        </w:pBdr>
-        <w:spacing w:after="60" w:before="60"/>
-      </w:pPr>
-    </w:p>
-    <w:p>
-      <w:pPr>
-        <w:pStyle w:val="Heading1"/>
-        <w:spacing w:after="90" w:before="220"/>
-      </w:pPr>
-      <w:r>
-        <w:rPr>
-          <w:b/>
-          <w:bCs/>
-          <w:color w:val="256D40"/>
-          <w:sz w:val="28"/>
-          <w:szCs w:val="28"/>
-        </w:rPr>
-        <w:t xml:space="preserve">Module E — Timing</w:t>
-      </w:r>
-    </w:p>
-    <w:p>
-      <w:pPr>
-        <w:pStyle w:val="ListParagraph"/>
-        <w:numPr>
-          <w:ilvl w:val="0"/>
-          <w:numId w:val="2"/>
-        </w:numPr>
-        <w:spacing w:after="40"/>
-      </w:pPr>
-      <w:r>
-        <w:t xml:space="preserve">For each animal, tick the </w:t>
-      </w:r>
-      <w:r>
-        <w:rPr>
-          <w:b/>
-          <w:bCs/>
-        </w:rPr>
-        <w:t xml:space="preserve">months</w:t>
-      </w:r>
-      <w:r>
-        <w:t xml:space="preserve"> it is typically hunted (ever). Tick only what applies.</w:t>
-      </w:r>
-    </w:p>
-    <w:p>
-      <w:pPr>
-        <w:pStyle w:val="ListParagraph"/>
-        <w:numPr>
-          <w:ilvl w:val="0"/>
-          <w:numId w:val="2"/>
-        </w:numPr>
-        <w:spacing w:after="40"/>
-      </w:pPr>
-      <w:r>
-        <w:t xml:space="preserve">Note any change in timing over time.</w:t>
-      </w:r>
-    </w:p>
-    <w:p>
-      <w:pPr>
-        <w:pBdr>
-          <w:bottom w:val="single" w:color="D6DDD6" w:sz="6"/>
-        </w:pBdr>
-        <w:spacing w:after="60" w:before="60"/>
-      </w:pPr>
-    </w:p>
-    <w:p>
-      <w:pPr>
-        <w:pStyle w:val="Heading1"/>
-        <w:spacing w:after="90" w:before="220"/>
-      </w:pPr>
-      <w:r>
-        <w:rPr>
-          <w:b/>
-          <w:bCs/>
-          <w:color w:val="256D40"/>
-          <w:sz w:val="28"/>
-          <w:szCs w:val="28"/>
-        </w:rPr>
-        <w:t xml:space="preserve">Module F — Recent hunting (these days)</w:t>
-      </w:r>
-    </w:p>
-    <w:p>
-      <w:pPr>
-        <w:spacing w:after="100"/>
-      </w:pPr>
-      <w:r>
-        <w:t xml:space="preserve">These questions are about their hunting </w:t>
-      </w:r>
-      <w:r>
-        <w:rPr>
-          <w:b/>
-          <w:bCs/>
-        </w:rPr>
-        <w:t xml:space="preserve">now / the last 12 months</w:t>
-      </w:r>
-      <w:r>
-        <w:t xml:space="preserve">.</w:t>
-      </w:r>
-    </w:p>
-    <w:p>
-      <w:pPr>
-        <w:pStyle w:val="ListParagraph"/>
-        <w:numPr>
-          <w:ilvl w:val="0"/>
-          <w:numId w:val="2"/>
-        </w:numPr>
-        <w:spacing w:after="40"/>
-      </w:pPr>
-      <w:r>
-        <w:t xml:space="preserve">Ask where most of their take comes from: mostly </w:t>
-      </w:r>
-      <w:r>
-        <w:rPr>
-          <w:b/>
-          <w:bCs/>
-        </w:rPr>
-        <w:t xml:space="preserve">dedicated</w:t>
-      </w:r>
-      <w:r>
-        <w:t xml:space="preserve"> hunting trips, mostly </w:t>
-      </w:r>
-      <w:r>
-        <w:rPr>
-          <w:b/>
-          <w:bCs/>
-        </w:rPr>
-        <w:t xml:space="preserve">incidental</w:t>
-      </w:r>
-      <w:r>
-        <w:t xml:space="preserve">, or half and half.</w:t>
-      </w:r>
-    </w:p>
-    <w:p>
-      <w:pPr>
-        <w:pStyle w:val="ListParagraph"/>
-        <w:numPr>
-          <w:ilvl w:val="0"/>
-          <w:numId w:val="2"/>
-        </w:numPr>
-        <w:spacing w:after="40"/>
-      </w:pPr>
-      <w:r>
-        <w:t xml:space="preserve">For the </w:t>
-      </w:r>
-      <w:r>
-        <w:rPr>
-          <w:b/>
-          <w:bCs/>
-        </w:rPr>
-        <w:t xml:space="preserve">most recent trip</w:t>
-      </w:r>
-      <w:r>
-        <w:t xml:space="preserve"> and the </w:t>
-      </w:r>
-      <w:r>
-        <w:rPr>
-          <w:b/>
-          <w:bCs/>
-        </w:rPr>
-        <w:t xml:space="preserve">most successful trip</w:t>
-      </w:r>
-      <w:r>
-        <w:t xml:space="preserve"> (let them decide what “successful” means): when, how long, targeted or general, and </w:t>
-      </w:r>
-      <w:r>
-        <w:rPr>
-          <w:b/>
-          <w:bCs/>
-        </w:rPr>
-        <w:t xml:space="preserve">what was caught</w:t>
-      </w:r>
-      <w:r>
-        <w:t xml:space="preserve"> (add a row per animal with a count).</w:t>
-      </w:r>
-    </w:p>
-    <w:p>
-      <w:pPr>
         <w:pBdr>
           <w:left w:val="single" w:color="256D40" w:sz="18" w:space="8"/>
         </w:pBdr>
@@ -1063,47 +663,106 @@
         <w:ind w:left="160"/>
       </w:pPr>
       <w:r>
-        <w:rPr>
-          <w:b/>
-          <w:bCs/>
-        </w:rPr>
-        <w:t xml:space="preserve">Shares — “divide into 10 parts.” </w:t>
-      </w:r>
-      <w:r>
-        <w:t xml:space="preserve">Of everything caught on that trip, split 10 parts across </w:t>
-      </w:r>
-      <w:r>
-        <w:rPr>
-          <w:b/>
-          <w:bCs/>
-        </w:rPr>
-        <w:t xml:space="preserve">Eaten, Given away, Bilas/ceremonial, Sold</w:t>
-      </w:r>
-      <w:r>
-        <w:t xml:space="preserve">. Use the + / − buttons; the total should read 10 / 10. (If they’re unsure, it’s fine to leave it.)</w:t>
-      </w:r>
-    </w:p>
-    <w:p>
-      <w:pPr>
-        <w:pStyle w:val="ListParagraph"/>
-        <w:numPr>
-          <w:ilvl w:val="0"/>
-          <w:numId w:val="2"/>
-        </w:numPr>
-        <w:spacing w:after="40"/>
-      </w:pPr>
-      <w:r>
-        <w:t xml:space="preserve">Ask how long a </w:t>
-      </w:r>
-      <w:r>
-        <w:rPr>
-          <w:b/>
-          <w:bCs/>
-        </w:rPr>
-        <w:t xml:space="preserve">typical</w:t>
-      </w:r>
-      <w:r>
-        <w:t xml:space="preserve"> trip lasts these days (or “no longer hunt”).</w:t>
+        <w:t xml:space="preserve">Only animals marked </w:t>
+      </w:r>
+      <w:r>
+        <w:rPr>
+          <w:b/>
+          <w:bCs/>
+        </w:rPr>
+        <w:t xml:space="preserve">"ever hunted: yes"</w:t>
+      </w:r>
+      <w:r>
+        <w:t xml:space="preserve"> in Module B appear here. If an animal is missing, that is why — go back to Module B if it should be included.</w:t>
+      </w:r>
+    </w:p>
+    <w:p>
+      <w:pPr>
+        <w:pStyle w:val="ListParagraph"/>
+        <w:numPr>
+          <w:ilvl w:val="0"/>
+          <w:numId w:val="2"/>
+        </w:numPr>
+        <w:spacing w:after="40"/>
+      </w:pPr>
+      <w:r>
+        <w:t xml:space="preserve">For each animal shown, tick </w:t>
+      </w:r>
+      <w:r>
+        <w:rPr>
+          <w:b/>
+          <w:bCs/>
+        </w:rPr>
+        <w:t xml:space="preserve">every tool ever used</w:t>
+      </w:r>
+      <w:r>
+        <w:t xml:space="preserve"> to hunt it. The tool names are the column headers (turned sideways) — no codes to look up.</w:t>
+      </w:r>
+    </w:p>
+    <w:p>
+      <w:pPr>
+        <w:pStyle w:val="ListParagraph"/>
+        <w:numPr>
+          <w:ilvl w:val="0"/>
+          <w:numId w:val="2"/>
+        </w:numPr>
+        <w:spacing w:after="40"/>
+      </w:pPr>
+      <w:r>
+        <w:t xml:space="preserve">Ask the </w:t>
+      </w:r>
+      <w:r>
+        <w:rPr>
+          <w:b/>
+          <w:bCs/>
+        </w:rPr>
+        <w:t xml:space="preserve">preferred tool</w:t>
+      </w:r>
+      <w:r>
+        <w:t xml:space="preserve"> and </w:t>
+      </w:r>
+      <w:r>
+        <w:rPr>
+          <w:b/>
+          <w:bCs/>
+        </w:rPr>
+        <w:t xml:space="preserve">why</w:t>
+      </w:r>
+      <w:r>
+        <w:t xml:space="preserve"> (write their words). Ask whether tools have </w:t>
+      </w:r>
+      <w:r>
+        <w:rPr>
+          <w:b/>
+          <w:bCs/>
+        </w:rPr>
+        <w:t xml:space="preserve">changed</w:t>
+      </w:r>
+      <w:r>
+        <w:t xml:space="preserve">, and if so which were used before.</w:t>
+      </w:r>
+    </w:p>
+    <w:p>
+      <w:pPr>
+        <w:pStyle w:val="ListParagraph"/>
+        <w:numPr>
+          <w:ilvl w:val="0"/>
+          <w:numId w:val="2"/>
+        </w:numPr>
+        <w:spacing w:after="40"/>
+      </w:pPr>
+      <w:r>
+        <w:t xml:space="preserve">Ask whether they usually hunt </w:t>
+      </w:r>
+      <w:r>
+        <w:rPr>
+          <w:b/>
+          <w:bCs/>
+        </w:rPr>
+        <w:t xml:space="preserve">alone or with others</w:t>
+      </w:r>
+      <w:r>
+        <w:t xml:space="preserve">. Note any change over time.</w:t>
       </w:r>
     </w:p>
     <w:p>
@@ -1127,6 +786,380 @@
           <w:sz w:val="28"/>
           <w:szCs w:val="28"/>
         </w:rPr>
+        <w:t xml:space="preserve">Module D — Tenure and limits</w:t>
+      </w:r>
+    </w:p>
+    <w:p>
+      <w:pPr>
+        <w:pStyle w:val="ListParagraph"/>
+        <w:numPr>
+          <w:ilvl w:val="0"/>
+          <w:numId w:val="2"/>
+        </w:numPr>
+        <w:spacing w:after="40"/>
+      </w:pPr>
+      <w:r>
+        <w:t xml:space="preserve">Ask which </w:t>
+      </w:r>
+      <w:r>
+        <w:rPr>
+          <w:b/>
+          <w:bCs/>
+        </w:rPr>
+        <w:t xml:space="preserve">area</w:t>
+      </w:r>
+      <w:r>
+        <w:t xml:space="preserve"> they mainly hunt (own clan land, with permission, shared/open, other) — </w:t>
+      </w:r>
+      <w:r>
+        <w:rPr>
+          <w:b/>
+          <w:bCs/>
+        </w:rPr>
+        <w:t xml:space="preserve">never where</w:t>
+      </w:r>
+      <w:r>
+        <w:t xml:space="preserve">.</w:t>
+      </w:r>
+    </w:p>
+    <w:p>
+      <w:pPr>
+        <w:pStyle w:val="ListParagraph"/>
+        <w:numPr>
+          <w:ilvl w:val="0"/>
+          <w:numId w:val="2"/>
+        </w:numPr>
+        <w:spacing w:after="40"/>
+      </w:pPr>
+      <w:r>
+        <w:t xml:space="preserve">Ask about </w:t>
+      </w:r>
+      <w:r>
+        <w:rPr>
+          <w:b/>
+          <w:bCs/>
+        </w:rPr>
+        <w:t xml:space="preserve">restricted places</w:t>
+      </w:r>
+      <w:r>
+        <w:t xml:space="preserve"> (tambu/sacred, clan no-take, none, other) — again, the </w:t>
+      </w:r>
+      <w:r>
+        <w:rPr>
+          <w:b/>
+          <w:bCs/>
+        </w:rPr>
+        <w:t xml:space="preserve">kind</w:t>
+      </w:r>
+      <w:r>
+        <w:t xml:space="preserve">, never the location.</w:t>
+      </w:r>
+    </w:p>
+    <w:p>
+      <w:pPr>
+        <w:pStyle w:val="ListParagraph"/>
+        <w:numPr>
+          <w:ilvl w:val="0"/>
+          <w:numId w:val="2"/>
+        </w:numPr>
+        <w:spacing w:after="40"/>
+      </w:pPr>
+      <w:r>
+        <w:t xml:space="preserve">Ask about limits: are there </w:t>
+      </w:r>
+      <w:r>
+        <w:rPr>
+          <w:b/>
+          <w:bCs/>
+        </w:rPr>
+        <w:t xml:space="preserve">seasonal</w:t>
+      </w:r>
+      <w:r>
+        <w:t xml:space="preserve"> limits, limits on the </w:t>
+      </w:r>
+      <w:r>
+        <w:rPr>
+          <w:b/>
+          <w:bCs/>
+        </w:rPr>
+        <w:t xml:space="preserve">number taken</w:t>
+      </w:r>
+      <w:r>
+        <w:t xml:space="preserve">, or limits on the </w:t>
+      </w:r>
+      <w:r>
+        <w:rPr>
+          <w:b/>
+          <w:bCs/>
+        </w:rPr>
+        <w:t xml:space="preserve">number of trips</w:t>
+      </w:r>
+      <w:r>
+        <w:t xml:space="preserve">? For each, Yes/No/Not sure and a note if yes.</w:t>
+      </w:r>
+    </w:p>
+    <w:p>
+      <w:pPr>
+        <w:pBdr>
+          <w:bottom w:val="single" w:color="D6DDD6" w:sz="6"/>
+        </w:pBdr>
+        <w:spacing w:after="60" w:before="60"/>
+      </w:pPr>
+    </w:p>
+    <w:p>
+      <w:pPr>
+        <w:pStyle w:val="Heading1"/>
+        <w:spacing w:after="90" w:before="220"/>
+      </w:pPr>
+      <w:r>
+        <w:rPr>
+          <w:b/>
+          <w:bCs/>
+          <w:color w:val="256D40"/>
+          <w:sz w:val="28"/>
+          <w:szCs w:val="28"/>
+        </w:rPr>
+        <w:t xml:space="preserve">Module E — Timing</w:t>
+      </w:r>
+    </w:p>
+    <w:p>
+      <w:pPr>
+        <w:pStyle w:val="ListParagraph"/>
+        <w:numPr>
+          <w:ilvl w:val="0"/>
+          <w:numId w:val="2"/>
+        </w:numPr>
+        <w:spacing w:after="40"/>
+      </w:pPr>
+      <w:r>
+        <w:t xml:space="preserve">Only animals they </w:t>
+      </w:r>
+      <w:r>
+        <w:rPr>
+          <w:b/>
+          <w:bCs/>
+        </w:rPr>
+        <w:t xml:space="preserve">hunt</w:t>
+      </w:r>
+      <w:r>
+        <w:t xml:space="preserve"> (Module B = yes) are shown. For each, tick the </w:t>
+      </w:r>
+      <w:r>
+        <w:rPr>
+          <w:b/>
+          <w:bCs/>
+        </w:rPr>
+        <w:t xml:space="preserve">months</w:t>
+      </w:r>
+      <w:r>
+        <w:t xml:space="preserve"> it is typically hunted. Tick only what applies.</w:t>
+      </w:r>
+    </w:p>
+    <w:p>
+      <w:pPr>
+        <w:pStyle w:val="ListParagraph"/>
+        <w:numPr>
+          <w:ilvl w:val="0"/>
+          <w:numId w:val="2"/>
+        </w:numPr>
+        <w:spacing w:after="40"/>
+      </w:pPr>
+      <w:r>
+        <w:t xml:space="preserve">Note any change in timing over time.</w:t>
+      </w:r>
+    </w:p>
+    <w:p>
+      <w:pPr>
+        <w:pBdr>
+          <w:bottom w:val="single" w:color="D6DDD6" w:sz="6"/>
+        </w:pBdr>
+        <w:spacing w:after="60" w:before="60"/>
+      </w:pPr>
+    </w:p>
+    <w:p>
+      <w:pPr>
+        <w:pStyle w:val="Heading1"/>
+        <w:spacing w:after="90" w:before="220"/>
+      </w:pPr>
+      <w:r>
+        <w:rPr>
+          <w:b/>
+          <w:bCs/>
+          <w:color w:val="256D40"/>
+          <w:sz w:val="28"/>
+          <w:szCs w:val="28"/>
+        </w:rPr>
+        <w:t xml:space="preserve">Module F — Recent hunting (these days)</w:t>
+      </w:r>
+    </w:p>
+    <w:p>
+      <w:pPr>
+        <w:spacing w:after="100"/>
+      </w:pPr>
+      <w:r>
+        <w:t xml:space="preserve">These questions are about their hunting </w:t>
+      </w:r>
+      <w:r>
+        <w:rPr>
+          <w:b/>
+          <w:bCs/>
+        </w:rPr>
+        <w:t xml:space="preserve">now / the last 12 months</w:t>
+      </w:r>
+      <w:r>
+        <w:t xml:space="preserve">.</w:t>
+      </w:r>
+    </w:p>
+    <w:p>
+      <w:pPr>
+        <w:pStyle w:val="ListParagraph"/>
+        <w:numPr>
+          <w:ilvl w:val="0"/>
+          <w:numId w:val="2"/>
+        </w:numPr>
+        <w:spacing w:after="40"/>
+      </w:pPr>
+      <w:r>
+        <w:t xml:space="preserve">Ask where most of their take comes from: mostly </w:t>
+      </w:r>
+      <w:r>
+        <w:rPr>
+          <w:b/>
+          <w:bCs/>
+        </w:rPr>
+        <w:t xml:space="preserve">dedicated</w:t>
+      </w:r>
+      <w:r>
+        <w:t xml:space="preserve"> hunting trips, mostly </w:t>
+      </w:r>
+      <w:r>
+        <w:rPr>
+          <w:b/>
+          <w:bCs/>
+        </w:rPr>
+        <w:t xml:space="preserve">incidental</w:t>
+      </w:r>
+      <w:r>
+        <w:t xml:space="preserve">, or half and half.</w:t>
+      </w:r>
+    </w:p>
+    <w:p>
+      <w:pPr>
+        <w:pStyle w:val="ListParagraph"/>
+        <w:numPr>
+          <w:ilvl w:val="0"/>
+          <w:numId w:val="2"/>
+        </w:numPr>
+        <w:spacing w:after="40"/>
+      </w:pPr>
+      <w:r>
+        <w:t xml:space="preserve">For the </w:t>
+      </w:r>
+      <w:r>
+        <w:rPr>
+          <w:b/>
+          <w:bCs/>
+        </w:rPr>
+        <w:t xml:space="preserve">most recent trip</w:t>
+      </w:r>
+      <w:r>
+        <w:t xml:space="preserve"> and the </w:t>
+      </w:r>
+      <w:r>
+        <w:rPr>
+          <w:b/>
+          <w:bCs/>
+        </w:rPr>
+        <w:t xml:space="preserve">most successful trip</w:t>
+      </w:r>
+      <w:r>
+        <w:t xml:space="preserve"> (let them decide what “successful” means): when, how long, targeted or general, and </w:t>
+      </w:r>
+      <w:r>
+        <w:rPr>
+          <w:b/>
+          <w:bCs/>
+        </w:rPr>
+        <w:t xml:space="preserve">what was caught</w:t>
+      </w:r>
+      <w:r>
+        <w:t xml:space="preserve"> (add a row per animal with a count).</w:t>
+      </w:r>
+    </w:p>
+    <w:p>
+      <w:pPr>
+        <w:pBdr>
+          <w:left w:val="single" w:color="256D40" w:sz="18" w:space="8"/>
+        </w:pBdr>
+        <w:shd w:fill="EEF4EF" w:val="clear"/>
+        <w:spacing w:after="120" w:before="80"/>
+        <w:ind w:left="160"/>
+      </w:pPr>
+      <w:r>
+        <w:rPr>
+          <w:b/>
+          <w:bCs/>
+        </w:rPr>
+        <w:t xml:space="preserve">Shares — “divide into 10 parts.” </w:t>
+      </w:r>
+      <w:r>
+        <w:t xml:space="preserve">Of everything caught on that trip, split 10 parts across </w:t>
+      </w:r>
+      <w:r>
+        <w:rPr>
+          <w:b/>
+          <w:bCs/>
+        </w:rPr>
+        <w:t xml:space="preserve">Eaten, Given away, Bilas/ceremonial, Sold</w:t>
+      </w:r>
+      <w:r>
+        <w:t xml:space="preserve">. Use the + / − buttons; the total should read 10 / 10. (If they’re unsure, it’s fine to leave it.)</w:t>
+      </w:r>
+    </w:p>
+    <w:p>
+      <w:pPr>
+        <w:pStyle w:val="ListParagraph"/>
+        <w:numPr>
+          <w:ilvl w:val="0"/>
+          <w:numId w:val="2"/>
+        </w:numPr>
+        <w:spacing w:after="40"/>
+      </w:pPr>
+      <w:r>
+        <w:t xml:space="preserve">Ask how long a </w:t>
+      </w:r>
+      <w:r>
+        <w:rPr>
+          <w:b/>
+          <w:bCs/>
+        </w:rPr>
+        <w:t xml:space="preserve">typical</w:t>
+      </w:r>
+      <w:r>
+        <w:t xml:space="preserve"> trip lasts these days (or “no longer hunt”).</w:t>
+      </w:r>
+    </w:p>
+    <w:p>
+      <w:pPr>
+        <w:pBdr>
+          <w:bottom w:val="single" w:color="D6DDD6" w:sz="6"/>
+        </w:pBdr>
+        <w:spacing w:after="60" w:before="60"/>
+      </w:pPr>
+    </w:p>
+    <w:p>
+      <w:pPr>
+        <w:pStyle w:val="Heading1"/>
+        <w:spacing w:after="90" w:before="220"/>
+      </w:pPr>
+      <w:r>
+        <w:rPr>
+          <w:b/>
+          <w:bCs/>
+          <w:color w:val="256D40"/>
+          <w:sz w:val="28"/>
+          <w:szCs w:val="28"/>
+        </w:rPr>
         <w:t xml:space="preserve">Module G — Change over time</w:t>
       </w:r>
     </w:p>
@@ -1135,7 +1168,17 @@
         <w:spacing w:after="100"/>
       </w:pPr>
       <w:r>
-        <w:t xml:space="preserve">For each animal, at each age </w:t>
+        <w:t xml:space="preserve">Only animals they </w:t>
+      </w:r>
+      <w:r>
+        <w:rPr>
+          <w:b/>
+          <w:bCs/>
+        </w:rPr>
+        <w:t xml:space="preserve">hunt</w:t>
+      </w:r>
+      <w:r>
+        <w:t xml:space="preserve"> are shown. For each, at each age </w:t>
       </w:r>
       <w:r>
         <w:rPr>

--- a/docs/MCA_Hunt_Interviewer_Guide.docx
+++ b/docs/MCA_Hunt_Interviewer_Guide.docx
@@ -113,10 +113,20 @@
           <w:b/>
           <w:bCs/>
         </w:rPr>
-        <w:t xml:space="preserve">Never ask or record WHERE anyone hunts. </w:t>
-      </w:r>
-      <w:r>
-        <w:t xml:space="preserve">The app records GPS of where you are sitting only. No hunting locations, ever.</w:t>
+        <w:t xml:space="preserve">Never record WHERE anyone hunts. </w:t>
+      </w:r>
+      <w:r>
+        <w:t xml:space="preserve">The app records GPS of where you are sitting only. For fishing, the only place noted is the </w:t>
+      </w:r>
+      <w:r>
+        <w:rPr>
+          <w:b/>
+          <w:bCs/>
+        </w:rPr>
+        <w:t xml:space="preserve">name of the main river</w:t>
+      </w:r>
+      <w:r>
+        <w:t xml:space="preserve"> — no hunting locations, ever.</w:t>
       </w:r>
     </w:p>
     <w:p>
@@ -220,79 +230,7 @@
           <w:sz w:val="28"/>
           <w:szCs w:val="28"/>
         </w:rPr>
-        <w:t xml:space="preserve">Module A — Profile</w:t>
-      </w:r>
-    </w:p>
-    <w:p>
-      <w:pPr>
-        <w:pStyle w:val="ListParagraph"/>
-        <w:numPr>
-          <w:ilvl w:val="0"/>
-          <w:numId w:val="2"/>
-        </w:numPr>
-        <w:spacing w:after="40"/>
-      </w:pPr>
-      <w:r>
-        <w:t xml:space="preserve">The </w:t>
-      </w:r>
-      <w:r>
-        <w:rPr>
-          <w:b/>
-          <w:bCs/>
-        </w:rPr>
-        <w:t xml:space="preserve">Respondent ID</w:t>
-      </w:r>
-      <w:r>
-        <w:t xml:space="preserve"> and </w:t>
-      </w:r>
-      <w:r>
-        <w:rPr>
-          <w:b/>
-          <w:bCs/>
-        </w:rPr>
-        <w:t xml:space="preserve">GPS</w:t>
-      </w:r>
-      <w:r>
-        <w:t xml:space="preserve"> are captured automatically. If GPS shows “missing”, carry on — it’s optional.</w:t>
-      </w:r>
-    </w:p>
-    <w:p>
-      <w:pPr>
-        <w:pStyle w:val="ListParagraph"/>
-        <w:numPr>
-          <w:ilvl w:val="0"/>
-          <w:numId w:val="2"/>
-        </w:numPr>
-        <w:spacing w:after="40"/>
-      </w:pPr>
-      <w:r>
-        <w:t xml:space="preserve">Record </w:t>
-      </w:r>
-      <w:r>
-        <w:rPr>
-          <w:b/>
-          <w:bCs/>
-        </w:rPr>
-        <w:t xml:space="preserve">sex, age band, zone, ward, clan</w:t>
-      </w:r>
-      <w:r>
-        <w:t xml:space="preserve">. The ID appears once you choose the zone.</w:t>
-      </w:r>
-    </w:p>
-    <w:p>
-      <w:pPr>
-        <w:pStyle w:val="Heading2"/>
-        <w:spacing w:after="50" w:before="160"/>
-      </w:pPr>
-      <w:r>
-        <w:rPr>
-          <w:b/>
-          <w:bCs/>
-          <w:color w:val="256D40"/>
-          <w:sz w:val="23"/>
-          <w:szCs w:val="23"/>
-        </w:rPr>
-        <w:t xml:space="preserve">Hunting by age</w:t>
+        <w:t xml:space="preserve">Who to interview — sampling</w:t>
       </w:r>
     </w:p>
     <w:p>
@@ -300,17 +238,107 @@
         <w:spacing w:after="100"/>
       </w:pPr>
       <w:r>
-        <w:t xml:space="preserve">Ask, for each age band </w:t>
-      </w:r>
-      <w:r>
-        <w:rPr>
-          <w:b/>
-          <w:bCs/>
-        </w:rPr>
-        <w:t xml:space="preserve">up to the respondent’s own age</w:t>
-      </w:r>
-      <w:r>
-        <w:t xml:space="preserve"> (older bands are hidden): “At that age, how often did you hunt?”</w:t>
+        <w:t xml:space="preserve">Aim for a spread that represents the community, not just whoever is easiest to reach:</w:t>
+      </w:r>
+    </w:p>
+    <w:p>
+      <w:pPr>
+        <w:pStyle w:val="ListParagraph"/>
+        <w:numPr>
+          <w:ilvl w:val="0"/>
+          <w:numId w:val="2"/>
+        </w:numPr>
+        <w:spacing w:after="40"/>
+      </w:pPr>
+      <w:r>
+        <w:rPr>
+          <w:b/>
+          <w:bCs/>
+        </w:rPr>
+        <w:t xml:space="preserve">Spread across zones and wards. </w:t>
+      </w:r>
+      <w:r>
+        <w:t xml:space="preserve">Follow the per-zone target your supervisor sets; don’t over-sample one village or one family.</w:t>
+      </w:r>
+    </w:p>
+    <w:p>
+      <w:pPr>
+        <w:pStyle w:val="ListParagraph"/>
+        <w:numPr>
+          <w:ilvl w:val="0"/>
+          <w:numId w:val="2"/>
+        </w:numPr>
+        <w:spacing w:after="40"/>
+      </w:pPr>
+      <w:r>
+        <w:rPr>
+          <w:b/>
+          <w:bCs/>
+        </w:rPr>
+        <w:t xml:space="preserve">All ages — actively seek older people (40–59 and 60+). </w:t>
+      </w:r>
+      <w:r>
+        <w:t xml:space="preserve">They anchor the “change over time” questions. A sample of only young men gives no history and weakens the results.</w:t>
+      </w:r>
+    </w:p>
+    <w:p>
+      <w:pPr>
+        <w:pStyle w:val="ListParagraph"/>
+        <w:numPr>
+          <w:ilvl w:val="0"/>
+          <w:numId w:val="2"/>
+        </w:numPr>
+        <w:spacing w:after="40"/>
+      </w:pPr>
+      <w:r>
+        <w:rPr>
+          <w:b/>
+          <w:bCs/>
+        </w:rPr>
+        <w:t xml:space="preserve">Both sexes. </w:t>
+      </w:r>
+      <w:r>
+        <w:t xml:space="preserve">There are few female hunters, but women </w:t>
+      </w:r>
+      <w:r>
+        <w:rPr>
+          <w:b/>
+          <w:bCs/>
+        </w:rPr>
+        <w:t xml:space="preserve">fish</w:t>
+      </w:r>
+      <w:r>
+        <w:t xml:space="preserve"> — interview them and choose </w:t>
+      </w:r>
+      <w:r>
+        <w:rPr>
+          <w:b/>
+          <w:bCs/>
+        </w:rPr>
+        <w:t xml:space="preserve">“Fishes”</w:t>
+      </w:r>
+      <w:r>
+        <w:t xml:space="preserve"> at the Module A gate so the app goes straight to the fishing section.</w:t>
+      </w:r>
+    </w:p>
+    <w:p>
+      <w:pPr>
+        <w:pStyle w:val="ListParagraph"/>
+        <w:numPr>
+          <w:ilvl w:val="0"/>
+          <w:numId w:val="2"/>
+        </w:numPr>
+        <w:spacing w:after="40"/>
+      </w:pPr>
+      <w:r>
+        <w:rPr>
+          <w:b/>
+          <w:bCs/>
+        </w:rPr>
+        <w:t xml:space="preserve">A mix of clans </w:t>
+      </w:r>
+      <w:r>
+        <w:t xml:space="preserve">where you can.</w:t>
       </w:r>
     </w:p>
     <w:p>
@@ -327,76 +355,10 @@
           <w:b/>
           <w:bCs/>
         </w:rPr>
-        <w:t xml:space="preserve">Frequency — read the definitions: </w:t>
-      </w:r>
-      <w:r>
-        <w:t xml:space="preserve">Regular — more than once a month · Occasional — 6–12 times a year · Seldom — fewer than 6 times a year · Did not hunt</w:t>
-      </w:r>
-    </w:p>
-    <w:p>
-      <w:pPr>
-        <w:pStyle w:val="ListParagraph"/>
-        <w:numPr>
-          <w:ilvl w:val="0"/>
-          <w:numId w:val="2"/>
-        </w:numPr>
-        <w:spacing w:after="40"/>
-      </w:pPr>
-      <w:r>
-        <w:t xml:space="preserve">If they hunted at that age, then ask: “Was it </w:t>
-      </w:r>
-      <w:r>
-        <w:rPr>
-          <w:b/>
-          <w:bCs/>
-        </w:rPr>
-        <w:t xml:space="preserve">year-round</w:t>
-      </w:r>
-      <w:r>
-        <w:t xml:space="preserve">, or mainly the </w:t>
-      </w:r>
-      <w:r>
-        <w:rPr>
-          <w:b/>
-          <w:bCs/>
-        </w:rPr>
-        <w:t xml:space="preserve">wet</w:t>
-      </w:r>
-      <w:r>
-        <w:t xml:space="preserve"> or </w:t>
-      </w:r>
-      <w:r>
-        <w:rPr>
-          <w:b/>
-          <w:bCs/>
-        </w:rPr>
-        <w:t xml:space="preserve">dry</w:t>
-      </w:r>
-      <w:r>
-        <w:t xml:space="preserve"> season?”</w:t>
-      </w:r>
-    </w:p>
-    <w:p>
-      <w:pPr>
-        <w:pStyle w:val="ListParagraph"/>
-        <w:numPr>
-          <w:ilvl w:val="0"/>
-          <w:numId w:val="2"/>
-        </w:numPr>
-        <w:spacing w:after="40"/>
-      </w:pPr>
-      <w:r>
-        <w:t xml:space="preserve">If they answer </w:t>
-      </w:r>
-      <w:r>
-        <w:rPr>
-          <w:b/>
-          <w:bCs/>
-        </w:rPr>
-        <w:t xml:space="preserve">Did not hunt</w:t>
-      </w:r>
-      <w:r>
-        <w:t xml:space="preserve"> for an age, skip the season question for that age.</w:t>
+        <w:t xml:space="preserve">Your quota (agree with your supervisor and write it here): </w:t>
+      </w:r>
+      <w:r>
+        <w:t xml:space="preserve">______ interviews per zone · at least ______ aged 40+ · at least ______ women.</w:t>
       </w:r>
     </w:p>
     <w:p>
@@ -420,7 +382,119 @@
           <w:sz w:val="28"/>
           <w:szCs w:val="28"/>
         </w:rPr>
-        <w:t xml:space="preserve">Module B — Which animals, and what for</w:t>
+        <w:t xml:space="preserve">Module A — Profile</w:t>
+      </w:r>
+    </w:p>
+    <w:p>
+      <w:pPr>
+        <w:pStyle w:val="ListParagraph"/>
+        <w:numPr>
+          <w:ilvl w:val="0"/>
+          <w:numId w:val="2"/>
+        </w:numPr>
+        <w:spacing w:after="40"/>
+      </w:pPr>
+      <w:r>
+        <w:t xml:space="preserve">The </w:t>
+      </w:r>
+      <w:r>
+        <w:rPr>
+          <w:b/>
+          <w:bCs/>
+        </w:rPr>
+        <w:t xml:space="preserve">Respondent ID</w:t>
+      </w:r>
+      <w:r>
+        <w:t xml:space="preserve"> and </w:t>
+      </w:r>
+      <w:r>
+        <w:rPr>
+          <w:b/>
+          <w:bCs/>
+        </w:rPr>
+        <w:t xml:space="preserve">GPS</w:t>
+      </w:r>
+      <w:r>
+        <w:t xml:space="preserve"> are captured automatically. If GPS shows “missing”, carry on — it’s optional.</w:t>
+      </w:r>
+    </w:p>
+    <w:p>
+      <w:pPr>
+        <w:pStyle w:val="ListParagraph"/>
+        <w:numPr>
+          <w:ilvl w:val="0"/>
+          <w:numId w:val="2"/>
+        </w:numPr>
+        <w:spacing w:after="40"/>
+      </w:pPr>
+      <w:r>
+        <w:t xml:space="preserve">Record </w:t>
+      </w:r>
+      <w:r>
+        <w:rPr>
+          <w:b/>
+          <w:bCs/>
+        </w:rPr>
+        <w:t xml:space="preserve">sex, age band, zone, ward, clan</w:t>
+      </w:r>
+      <w:r>
+        <w:t xml:space="preserve">. The ID appears once you choose the zone.</w:t>
+      </w:r>
+    </w:p>
+    <w:p>
+      <w:pPr>
+        <w:pStyle w:val="ListParagraph"/>
+        <w:numPr>
+          <w:ilvl w:val="0"/>
+          <w:numId w:val="2"/>
+        </w:numPr>
+        <w:spacing w:after="40"/>
+      </w:pPr>
+      <w:r>
+        <w:rPr>
+          <w:b/>
+          <w:bCs/>
+        </w:rPr>
+        <w:t xml:space="preserve">Gate — Hunt, Fish, or Both? </w:t>
+      </w:r>
+      <w:r>
+        <w:t xml:space="preserve">If </w:t>
+      </w:r>
+      <w:r>
+        <w:rPr>
+          <w:b/>
+          <w:bCs/>
+        </w:rPr>
+        <w:t xml:space="preserve">“Fishes”</w:t>
+      </w:r>
+      <w:r>
+        <w:t xml:space="preserve">, the app skips the hunting modules (B–I) and jumps to </w:t>
+      </w:r>
+      <w:r>
+        <w:rPr>
+          <w:b/>
+          <w:bCs/>
+        </w:rPr>
+        <w:t xml:space="preserve">Fishing (Module J)</w:t>
+      </w:r>
+      <w:r>
+        <w:t xml:space="preserve">. Use this for people (often women) who fish but don’t hunt. “Hunts” skips fishing; “Both” asks everything.</w:t>
+      </w:r>
+    </w:p>
+    <w:p>
+      <w:pPr>
+        <w:pStyle w:val="Heading2"/>
+        <w:spacing w:after="50" w:before="160"/>
+      </w:pPr>
+      <w:r>
+        <w:rPr>
+          <w:b/>
+          <w:bCs/>
+          <w:color w:val="256D40"/>
+          <w:sz w:val="23"/>
+          <w:szCs w:val="23"/>
+        </w:rPr>
+        <w:t xml:space="preserve">Hunting by age</w:t>
       </w:r>
     </w:p>
     <w:p>
@@ -428,185 +502,17 @@
         <w:spacing w:after="100"/>
       </w:pPr>
       <w:r>
-        <w:t xml:space="preserve">Go through </w:t>
-      </w:r>
-      <w:r>
-        <w:rPr>
-          <w:b/>
-          <w:bCs/>
-        </w:rPr>
-        <w:t xml:space="preserve">every animal</w:t>
-      </w:r>
-      <w:r>
-        <w:t xml:space="preserve">. First ask: “Have you </w:t>
-      </w:r>
-      <w:r>
-        <w:rPr>
-          <w:b/>
-          <w:bCs/>
-        </w:rPr>
-        <w:t xml:space="preserve">ever</w:t>
-      </w:r>
-      <w:r>
-        <w:t xml:space="preserve"> hunted this animal?”</w:t>
-      </w:r>
-    </w:p>
-    <w:p>
-      <w:pPr>
-        <w:pStyle w:val="ListParagraph"/>
-        <w:numPr>
-          <w:ilvl w:val="0"/>
-          <w:numId w:val="2"/>
-        </w:numPr>
-        <w:spacing w:after="40"/>
-      </w:pPr>
-      <w:r>
-        <w:rPr>
-          <w:b/>
-          <w:bCs/>
-        </w:rPr>
-        <w:t xml:space="preserve">Yes</w:t>
-      </w:r>
-      <w:r>
-        <w:t xml:space="preserve"> — they have hunted it themselves.</w:t>
-      </w:r>
-    </w:p>
-    <w:p>
-      <w:pPr>
-        <w:pStyle w:val="ListParagraph"/>
-        <w:numPr>
-          <w:ilvl w:val="0"/>
-          <w:numId w:val="2"/>
-        </w:numPr>
-        <w:spacing w:after="40"/>
-      </w:pPr>
-      <w:r>
-        <w:rPr>
-          <w:b/>
-          <w:bCs/>
-        </w:rPr>
-        <w:t xml:space="preserve">Not personally, but knows of it</w:t>
-      </w:r>
-      <w:r>
-        <w:t xml:space="preserve"> — others hunt it; they haven’t.</w:t>
-      </w:r>
-    </w:p>
-    <w:p>
-      <w:pPr>
-        <w:pStyle w:val="ListParagraph"/>
-        <w:numPr>
-          <w:ilvl w:val="0"/>
-          <w:numId w:val="2"/>
-        </w:numPr>
-        <w:spacing w:after="40"/>
-      </w:pPr>
-      <w:r>
-        <w:rPr>
-          <w:b/>
-          <w:bCs/>
-        </w:rPr>
-        <w:t xml:space="preserve">Never saw it</w:t>
-      </w:r>
-      <w:r>
-        <w:t xml:space="preserve"> — unfamiliar with it.</w:t>
-      </w:r>
-    </w:p>
-    <w:p>
-      <w:pPr>
-        <w:pStyle w:val="ListParagraph"/>
-        <w:numPr>
-          <w:ilvl w:val="0"/>
-          <w:numId w:val="2"/>
-        </w:numPr>
-        <w:spacing w:after="40"/>
-      </w:pPr>
-      <w:r>
-        <w:rPr>
-          <w:b/>
-          <w:bCs/>
-        </w:rPr>
-        <w:t xml:space="preserve">Didn’t hunt it, for other reasons</w:t>
-      </w:r>
-      <w:r>
-        <w:t xml:space="preserve"> — then write the reason (e.g. tambu, not worth it).</w:t>
-      </w:r>
-    </w:p>
-    <w:p>
-      <w:pPr>
-        <w:spacing w:after="100"/>
-      </w:pPr>
-      <w:r>
-        <w:t xml:space="preserve">Only if </w:t>
-      </w:r>
-      <w:r>
-        <w:rPr>
-          <w:b/>
-          <w:bCs/>
-        </w:rPr>
-        <w:t xml:space="preserve">Yes</w:t>
-      </w:r>
-      <w:r>
-        <w:t xml:space="preserve">, ask what it is used for — tick any that apply:</w:t>
-      </w:r>
-    </w:p>
-    <w:p>
-      <w:pPr>
-        <w:pStyle w:val="ListParagraph"/>
-        <w:numPr>
-          <w:ilvl w:val="0"/>
-          <w:numId w:val="2"/>
-        </w:numPr>
-        <w:spacing w:after="40"/>
-      </w:pPr>
-      <w:r>
-        <w:rPr>
-          <w:b/>
-          <w:bCs/>
-        </w:rPr>
-        <w:t xml:space="preserve">Food</w:t>
-      </w:r>
-      <w:r>
-        <w:t xml:space="preserve">; </w:t>
-      </w:r>
-      <w:r>
-        <w:rPr>
-          <w:b/>
-          <w:bCs/>
-        </w:rPr>
-        <w:t xml:space="preserve">Bilas (worn)</w:t>
-      </w:r>
-      <w:r>
-        <w:t xml:space="preserve"> — items that are worn as adornment; </w:t>
-      </w:r>
-      <w:r>
-        <w:rPr>
-          <w:b/>
-          <w:bCs/>
-        </w:rPr>
-        <w:t xml:space="preserve">Ceremonial (used)</w:t>
-      </w:r>
-      <w:r>
-        <w:t xml:space="preserve"> — tools, instruments, display; </w:t>
-      </w:r>
-      <w:r>
-        <w:rPr>
-          <w:b/>
-          <w:bCs/>
-        </w:rPr>
-        <w:t xml:space="preserve">Sale</w:t>
-      </w:r>
-      <w:r>
-        <w:t xml:space="preserve">; or write an </w:t>
-      </w:r>
-      <w:r>
-        <w:rPr>
-          <w:b/>
-          <w:bCs/>
-        </w:rPr>
-        <w:t xml:space="preserve">Other</w:t>
-      </w:r>
-      <w:r>
-        <w:t xml:space="preserve"> use.</w:t>
+        <w:t xml:space="preserve">Ask, for each age band </w:t>
+      </w:r>
+      <w:r>
+        <w:rPr>
+          <w:b/>
+          <w:bCs/>
+        </w:rPr>
+        <w:t xml:space="preserve">up to the respondent’s own age</w:t>
+      </w:r>
+      <w:r>
+        <w:t xml:space="preserve"> (older bands are hidden): “At that age, how often did you hunt?”</w:t>
       </w:r>
     </w:p>
     <w:p>
@@ -623,10 +529,76 @@
           <w:b/>
           <w:bCs/>
         </w:rPr>
-        <w:t xml:space="preserve">Prompt change over time </w:t>
-      </w:r>
-      <w:r>
-        <w:t xml:space="preserve">and write it in the notes box: has what people hunt, or what they use it for, changed?</w:t>
+        <w:t xml:space="preserve">Frequency — read the definitions: </w:t>
+      </w:r>
+      <w:r>
+        <w:t xml:space="preserve">Regular — more than once a month · Occasional — 6–12 times a year · Seldom — fewer than 6 times a year · Did not hunt</w:t>
+      </w:r>
+    </w:p>
+    <w:p>
+      <w:pPr>
+        <w:pStyle w:val="ListParagraph"/>
+        <w:numPr>
+          <w:ilvl w:val="0"/>
+          <w:numId w:val="2"/>
+        </w:numPr>
+        <w:spacing w:after="40"/>
+      </w:pPr>
+      <w:r>
+        <w:t xml:space="preserve">If they hunted at that age, then ask: “Was it </w:t>
+      </w:r>
+      <w:r>
+        <w:rPr>
+          <w:b/>
+          <w:bCs/>
+        </w:rPr>
+        <w:t xml:space="preserve">year-round</w:t>
+      </w:r>
+      <w:r>
+        <w:t xml:space="preserve">, or mainly the </w:t>
+      </w:r>
+      <w:r>
+        <w:rPr>
+          <w:b/>
+          <w:bCs/>
+        </w:rPr>
+        <w:t xml:space="preserve">wet</w:t>
+      </w:r>
+      <w:r>
+        <w:t xml:space="preserve"> or </w:t>
+      </w:r>
+      <w:r>
+        <w:rPr>
+          <w:b/>
+          <w:bCs/>
+        </w:rPr>
+        <w:t xml:space="preserve">dry</w:t>
+      </w:r>
+      <w:r>
+        <w:t xml:space="preserve"> season?”</w:t>
+      </w:r>
+    </w:p>
+    <w:p>
+      <w:pPr>
+        <w:pStyle w:val="ListParagraph"/>
+        <w:numPr>
+          <w:ilvl w:val="0"/>
+          <w:numId w:val="2"/>
+        </w:numPr>
+        <w:spacing w:after="40"/>
+      </w:pPr>
+      <w:r>
+        <w:t xml:space="preserve">If they answer </w:t>
+      </w:r>
+      <w:r>
+        <w:rPr>
+          <w:b/>
+          <w:bCs/>
+        </w:rPr>
+        <w:t xml:space="preserve">Did not hunt</w:t>
+      </w:r>
+      <w:r>
+        <w:t xml:space="preserve"> for an age, skip the season question for that age.</w:t>
       </w:r>
     </w:p>
     <w:p>
@@ -650,7 +622,193 @@
           <w:sz w:val="28"/>
           <w:szCs w:val="28"/>
         </w:rPr>
-        <w:t xml:space="preserve">Module C — Tools</w:t>
+        <w:t xml:space="preserve">Module B — Which animals, and what for</w:t>
+      </w:r>
+    </w:p>
+    <w:p>
+      <w:pPr>
+        <w:spacing w:after="100"/>
+      </w:pPr>
+      <w:r>
+        <w:t xml:space="preserve">Go through </w:t>
+      </w:r>
+      <w:r>
+        <w:rPr>
+          <w:b/>
+          <w:bCs/>
+        </w:rPr>
+        <w:t xml:space="preserve">every animal</w:t>
+      </w:r>
+      <w:r>
+        <w:t xml:space="preserve">. First ask: “Have you </w:t>
+      </w:r>
+      <w:r>
+        <w:rPr>
+          <w:b/>
+          <w:bCs/>
+        </w:rPr>
+        <w:t xml:space="preserve">ever</w:t>
+      </w:r>
+      <w:r>
+        <w:t xml:space="preserve"> hunted this animal?”</w:t>
+      </w:r>
+    </w:p>
+    <w:p>
+      <w:pPr>
+        <w:pStyle w:val="ListParagraph"/>
+        <w:numPr>
+          <w:ilvl w:val="0"/>
+          <w:numId w:val="2"/>
+        </w:numPr>
+        <w:spacing w:after="40"/>
+      </w:pPr>
+      <w:r>
+        <w:rPr>
+          <w:b/>
+          <w:bCs/>
+        </w:rPr>
+        <w:t xml:space="preserve">Yes</w:t>
+      </w:r>
+      <w:r>
+        <w:t xml:space="preserve"> — they have hunted it themselves.</w:t>
+      </w:r>
+    </w:p>
+    <w:p>
+      <w:pPr>
+        <w:pStyle w:val="ListParagraph"/>
+        <w:numPr>
+          <w:ilvl w:val="0"/>
+          <w:numId w:val="2"/>
+        </w:numPr>
+        <w:spacing w:after="40"/>
+      </w:pPr>
+      <w:r>
+        <w:rPr>
+          <w:b/>
+          <w:bCs/>
+        </w:rPr>
+        <w:t xml:space="preserve">Not personally, but knows of it</w:t>
+      </w:r>
+      <w:r>
+        <w:t xml:space="preserve"> — others hunt it; they haven’t.</w:t>
+      </w:r>
+    </w:p>
+    <w:p>
+      <w:pPr>
+        <w:pStyle w:val="ListParagraph"/>
+        <w:numPr>
+          <w:ilvl w:val="0"/>
+          <w:numId w:val="2"/>
+        </w:numPr>
+        <w:spacing w:after="40"/>
+      </w:pPr>
+      <w:r>
+        <w:rPr>
+          <w:b/>
+          <w:bCs/>
+        </w:rPr>
+        <w:t xml:space="preserve">Never saw it</w:t>
+      </w:r>
+      <w:r>
+        <w:t xml:space="preserve"> — unfamiliar with it.</w:t>
+      </w:r>
+    </w:p>
+    <w:p>
+      <w:pPr>
+        <w:pStyle w:val="ListParagraph"/>
+        <w:numPr>
+          <w:ilvl w:val="0"/>
+          <w:numId w:val="2"/>
+        </w:numPr>
+        <w:spacing w:after="40"/>
+      </w:pPr>
+      <w:r>
+        <w:rPr>
+          <w:b/>
+          <w:bCs/>
+        </w:rPr>
+        <w:t xml:space="preserve">Didn’t hunt it, for other reasons</w:t>
+      </w:r>
+      <w:r>
+        <w:t xml:space="preserve"> — then write the reason (e.g. tambu, not worth it).</w:t>
+      </w:r>
+    </w:p>
+    <w:p>
+      <w:pPr>
+        <w:spacing w:after="100"/>
+      </w:pPr>
+      <w:r>
+        <w:t xml:space="preserve">Only if </w:t>
+      </w:r>
+      <w:r>
+        <w:rPr>
+          <w:b/>
+          <w:bCs/>
+        </w:rPr>
+        <w:t xml:space="preserve">Yes</w:t>
+      </w:r>
+      <w:r>
+        <w:t xml:space="preserve">, ask what it is used for — tick any that apply:</w:t>
+      </w:r>
+    </w:p>
+    <w:p>
+      <w:pPr>
+        <w:pStyle w:val="ListParagraph"/>
+        <w:numPr>
+          <w:ilvl w:val="0"/>
+          <w:numId w:val="2"/>
+        </w:numPr>
+        <w:spacing w:after="40"/>
+      </w:pPr>
+      <w:r>
+        <w:rPr>
+          <w:b/>
+          <w:bCs/>
+        </w:rPr>
+        <w:t xml:space="preserve">Food</w:t>
+      </w:r>
+      <w:r>
+        <w:t xml:space="preserve">; </w:t>
+      </w:r>
+      <w:r>
+        <w:rPr>
+          <w:b/>
+          <w:bCs/>
+        </w:rPr>
+        <w:t xml:space="preserve">Bilas (worn)</w:t>
+      </w:r>
+      <w:r>
+        <w:t xml:space="preserve"> — items that are worn as adornment; </w:t>
+      </w:r>
+      <w:r>
+        <w:rPr>
+          <w:b/>
+          <w:bCs/>
+        </w:rPr>
+        <w:t xml:space="preserve">Ceremonial (used)</w:t>
+      </w:r>
+      <w:r>
+        <w:t xml:space="preserve"> — tools, instruments, display; </w:t>
+      </w:r>
+      <w:r>
+        <w:rPr>
+          <w:b/>
+          <w:bCs/>
+        </w:rPr>
+        <w:t xml:space="preserve">Sale</w:t>
+      </w:r>
+      <w:r>
+        <w:t xml:space="preserve">; or write an </w:t>
+      </w:r>
+      <w:r>
+        <w:rPr>
+          <w:b/>
+          <w:bCs/>
+        </w:rPr>
+        <w:t xml:space="preserve">Other</w:t>
+      </w:r>
+      <w:r>
+        <w:t xml:space="preserve"> use.</w:t>
       </w:r>
     </w:p>
     <w:p>
@@ -663,106 +821,14 @@
         <w:ind w:left="160"/>
       </w:pPr>
       <w:r>
-        <w:t xml:space="preserve">Only animals marked </w:t>
-      </w:r>
-      <w:r>
-        <w:rPr>
-          <w:b/>
-          <w:bCs/>
-        </w:rPr>
-        <w:t xml:space="preserve">"ever hunted: yes"</w:t>
-      </w:r>
-      <w:r>
-        <w:t xml:space="preserve"> in Module B appear here. If an animal is missing, that is why — go back to Module B if it should be included.</w:t>
-      </w:r>
-    </w:p>
-    <w:p>
-      <w:pPr>
-        <w:pStyle w:val="ListParagraph"/>
-        <w:numPr>
-          <w:ilvl w:val="0"/>
-          <w:numId w:val="2"/>
-        </w:numPr>
-        <w:spacing w:after="40"/>
-      </w:pPr>
-      <w:r>
-        <w:t xml:space="preserve">For each animal shown, tick </w:t>
-      </w:r>
-      <w:r>
-        <w:rPr>
-          <w:b/>
-          <w:bCs/>
-        </w:rPr>
-        <w:t xml:space="preserve">every tool ever used</w:t>
-      </w:r>
-      <w:r>
-        <w:t xml:space="preserve"> to hunt it. The tool names are the column headers (turned sideways) — no codes to look up.</w:t>
-      </w:r>
-    </w:p>
-    <w:p>
-      <w:pPr>
-        <w:pStyle w:val="ListParagraph"/>
-        <w:numPr>
-          <w:ilvl w:val="0"/>
-          <w:numId w:val="2"/>
-        </w:numPr>
-        <w:spacing w:after="40"/>
-      </w:pPr>
-      <w:r>
-        <w:t xml:space="preserve">Ask the </w:t>
-      </w:r>
-      <w:r>
-        <w:rPr>
-          <w:b/>
-          <w:bCs/>
-        </w:rPr>
-        <w:t xml:space="preserve">preferred tool</w:t>
-      </w:r>
-      <w:r>
-        <w:t xml:space="preserve"> and </w:t>
-      </w:r>
-      <w:r>
-        <w:rPr>
-          <w:b/>
-          <w:bCs/>
-        </w:rPr>
-        <w:t xml:space="preserve">why</w:t>
-      </w:r>
-      <w:r>
-        <w:t xml:space="preserve"> (write their words). Ask whether tools have </w:t>
-      </w:r>
-      <w:r>
-        <w:rPr>
-          <w:b/>
-          <w:bCs/>
-        </w:rPr>
-        <w:t xml:space="preserve">changed</w:t>
-      </w:r>
-      <w:r>
-        <w:t xml:space="preserve">, and if so which were used before.</w:t>
-      </w:r>
-    </w:p>
-    <w:p>
-      <w:pPr>
-        <w:pStyle w:val="ListParagraph"/>
-        <w:numPr>
-          <w:ilvl w:val="0"/>
-          <w:numId w:val="2"/>
-        </w:numPr>
-        <w:spacing w:after="40"/>
-      </w:pPr>
-      <w:r>
-        <w:t xml:space="preserve">Ask whether they usually hunt </w:t>
-      </w:r>
-      <w:r>
-        <w:rPr>
-          <w:b/>
-          <w:bCs/>
-        </w:rPr>
-        <w:t xml:space="preserve">alone or with others</w:t>
-      </w:r>
-      <w:r>
-        <w:t xml:space="preserve">. Note any change over time.</w:t>
+        <w:rPr>
+          <w:b/>
+          <w:bCs/>
+        </w:rPr>
+        <w:t xml:space="preserve">Prompt change over time </w:t>
+      </w:r>
+      <w:r>
+        <w:t xml:space="preserve">and write it in the notes box: has what people hunt, or what they use it for, changed?</w:t>
       </w:r>
     </w:p>
     <w:p>
@@ -786,304 +852,7 @@
           <w:sz w:val="28"/>
           <w:szCs w:val="28"/>
         </w:rPr>
-        <w:t xml:space="preserve">Module D — Tenure and limits</w:t>
-      </w:r>
-    </w:p>
-    <w:p>
-      <w:pPr>
-        <w:pStyle w:val="ListParagraph"/>
-        <w:numPr>
-          <w:ilvl w:val="0"/>
-          <w:numId w:val="2"/>
-        </w:numPr>
-        <w:spacing w:after="40"/>
-      </w:pPr>
-      <w:r>
-        <w:t xml:space="preserve">Ask which </w:t>
-      </w:r>
-      <w:r>
-        <w:rPr>
-          <w:b/>
-          <w:bCs/>
-        </w:rPr>
-        <w:t xml:space="preserve">area</w:t>
-      </w:r>
-      <w:r>
-        <w:t xml:space="preserve"> they mainly hunt (own clan land, with permission, shared/open, other) — </w:t>
-      </w:r>
-      <w:r>
-        <w:rPr>
-          <w:b/>
-          <w:bCs/>
-        </w:rPr>
-        <w:t xml:space="preserve">never where</w:t>
-      </w:r>
-      <w:r>
-        <w:t xml:space="preserve">.</w:t>
-      </w:r>
-    </w:p>
-    <w:p>
-      <w:pPr>
-        <w:pStyle w:val="ListParagraph"/>
-        <w:numPr>
-          <w:ilvl w:val="0"/>
-          <w:numId w:val="2"/>
-        </w:numPr>
-        <w:spacing w:after="40"/>
-      </w:pPr>
-      <w:r>
-        <w:t xml:space="preserve">Ask about </w:t>
-      </w:r>
-      <w:r>
-        <w:rPr>
-          <w:b/>
-          <w:bCs/>
-        </w:rPr>
-        <w:t xml:space="preserve">restricted places</w:t>
-      </w:r>
-      <w:r>
-        <w:t xml:space="preserve"> (tambu/sacred, clan no-take, none, other) — again, the </w:t>
-      </w:r>
-      <w:r>
-        <w:rPr>
-          <w:b/>
-          <w:bCs/>
-        </w:rPr>
-        <w:t xml:space="preserve">kind</w:t>
-      </w:r>
-      <w:r>
-        <w:t xml:space="preserve">, never the location.</w:t>
-      </w:r>
-    </w:p>
-    <w:p>
-      <w:pPr>
-        <w:pStyle w:val="ListParagraph"/>
-        <w:numPr>
-          <w:ilvl w:val="0"/>
-          <w:numId w:val="2"/>
-        </w:numPr>
-        <w:spacing w:after="40"/>
-      </w:pPr>
-      <w:r>
-        <w:t xml:space="preserve">Ask about limits: are there </w:t>
-      </w:r>
-      <w:r>
-        <w:rPr>
-          <w:b/>
-          <w:bCs/>
-        </w:rPr>
-        <w:t xml:space="preserve">seasonal</w:t>
-      </w:r>
-      <w:r>
-        <w:t xml:space="preserve"> limits, limits on the </w:t>
-      </w:r>
-      <w:r>
-        <w:rPr>
-          <w:b/>
-          <w:bCs/>
-        </w:rPr>
-        <w:t xml:space="preserve">number taken</w:t>
-      </w:r>
-      <w:r>
-        <w:t xml:space="preserve">, or limits on the </w:t>
-      </w:r>
-      <w:r>
-        <w:rPr>
-          <w:b/>
-          <w:bCs/>
-        </w:rPr>
-        <w:t xml:space="preserve">number of trips</w:t>
-      </w:r>
-      <w:r>
-        <w:t xml:space="preserve">? For each, Yes/No/Not sure and a note if yes.</w:t>
-      </w:r>
-    </w:p>
-    <w:p>
-      <w:pPr>
-        <w:pBdr>
-          <w:bottom w:val="single" w:color="D6DDD6" w:sz="6"/>
-        </w:pBdr>
-        <w:spacing w:after="60" w:before="60"/>
-      </w:pPr>
-    </w:p>
-    <w:p>
-      <w:pPr>
-        <w:pStyle w:val="Heading1"/>
-        <w:spacing w:after="90" w:before="220"/>
-      </w:pPr>
-      <w:r>
-        <w:rPr>
-          <w:b/>
-          <w:bCs/>
-          <w:color w:val="256D40"/>
-          <w:sz w:val="28"/>
-          <w:szCs w:val="28"/>
-        </w:rPr>
-        <w:t xml:space="preserve">Module E — Timing</w:t>
-      </w:r>
-    </w:p>
-    <w:p>
-      <w:pPr>
-        <w:pStyle w:val="ListParagraph"/>
-        <w:numPr>
-          <w:ilvl w:val="0"/>
-          <w:numId w:val="2"/>
-        </w:numPr>
-        <w:spacing w:after="40"/>
-      </w:pPr>
-      <w:r>
-        <w:t xml:space="preserve">Only animals they </w:t>
-      </w:r>
-      <w:r>
-        <w:rPr>
-          <w:b/>
-          <w:bCs/>
-        </w:rPr>
-        <w:t xml:space="preserve">hunt</w:t>
-      </w:r>
-      <w:r>
-        <w:t xml:space="preserve"> (Module B = yes) are shown. For each, tick the </w:t>
-      </w:r>
-      <w:r>
-        <w:rPr>
-          <w:b/>
-          <w:bCs/>
-        </w:rPr>
-        <w:t xml:space="preserve">months</w:t>
-      </w:r>
-      <w:r>
-        <w:t xml:space="preserve"> it is typically hunted. Tick only what applies.</w:t>
-      </w:r>
-    </w:p>
-    <w:p>
-      <w:pPr>
-        <w:pStyle w:val="ListParagraph"/>
-        <w:numPr>
-          <w:ilvl w:val="0"/>
-          <w:numId w:val="2"/>
-        </w:numPr>
-        <w:spacing w:after="40"/>
-      </w:pPr>
-      <w:r>
-        <w:t xml:space="preserve">Note any change in timing over time.</w:t>
-      </w:r>
-    </w:p>
-    <w:p>
-      <w:pPr>
-        <w:pBdr>
-          <w:bottom w:val="single" w:color="D6DDD6" w:sz="6"/>
-        </w:pBdr>
-        <w:spacing w:after="60" w:before="60"/>
-      </w:pPr>
-    </w:p>
-    <w:p>
-      <w:pPr>
-        <w:pStyle w:val="Heading1"/>
-        <w:spacing w:after="90" w:before="220"/>
-      </w:pPr>
-      <w:r>
-        <w:rPr>
-          <w:b/>
-          <w:bCs/>
-          <w:color w:val="256D40"/>
-          <w:sz w:val="28"/>
-          <w:szCs w:val="28"/>
-        </w:rPr>
-        <w:t xml:space="preserve">Module F — Recent hunting (these days)</w:t>
-      </w:r>
-    </w:p>
-    <w:p>
-      <w:pPr>
-        <w:spacing w:after="100"/>
-      </w:pPr>
-      <w:r>
-        <w:t xml:space="preserve">These questions are about their hunting </w:t>
-      </w:r>
-      <w:r>
-        <w:rPr>
-          <w:b/>
-          <w:bCs/>
-        </w:rPr>
-        <w:t xml:space="preserve">now / the last 12 months</w:t>
-      </w:r>
-      <w:r>
-        <w:t xml:space="preserve">.</w:t>
-      </w:r>
-    </w:p>
-    <w:p>
-      <w:pPr>
-        <w:pStyle w:val="ListParagraph"/>
-        <w:numPr>
-          <w:ilvl w:val="0"/>
-          <w:numId w:val="2"/>
-        </w:numPr>
-        <w:spacing w:after="40"/>
-      </w:pPr>
-      <w:r>
-        <w:t xml:space="preserve">Ask where most of their take comes from: mostly </w:t>
-      </w:r>
-      <w:r>
-        <w:rPr>
-          <w:b/>
-          <w:bCs/>
-        </w:rPr>
-        <w:t xml:space="preserve">dedicated</w:t>
-      </w:r>
-      <w:r>
-        <w:t xml:space="preserve"> hunting trips, mostly </w:t>
-      </w:r>
-      <w:r>
-        <w:rPr>
-          <w:b/>
-          <w:bCs/>
-        </w:rPr>
-        <w:t xml:space="preserve">incidental</w:t>
-      </w:r>
-      <w:r>
-        <w:t xml:space="preserve">, or half and half.</w:t>
-      </w:r>
-    </w:p>
-    <w:p>
-      <w:pPr>
-        <w:pStyle w:val="ListParagraph"/>
-        <w:numPr>
-          <w:ilvl w:val="0"/>
-          <w:numId w:val="2"/>
-        </w:numPr>
-        <w:spacing w:after="40"/>
-      </w:pPr>
-      <w:r>
-        <w:t xml:space="preserve">For the </w:t>
-      </w:r>
-      <w:r>
-        <w:rPr>
-          <w:b/>
-          <w:bCs/>
-        </w:rPr>
-        <w:t xml:space="preserve">most recent trip</w:t>
-      </w:r>
-      <w:r>
-        <w:t xml:space="preserve"> and the </w:t>
-      </w:r>
-      <w:r>
-        <w:rPr>
-          <w:b/>
-          <w:bCs/>
-        </w:rPr>
-        <w:t xml:space="preserve">most successful trip</w:t>
-      </w:r>
-      <w:r>
-        <w:t xml:space="preserve"> (let them decide what “successful” means): when, how long, targeted or general, and </w:t>
-      </w:r>
-      <w:r>
-        <w:rPr>
-          <w:b/>
-          <w:bCs/>
-        </w:rPr>
-        <w:t xml:space="preserve">what was caught</w:t>
-      </w:r>
-      <w:r>
-        <w:t xml:space="preserve"> (add a row per animal with a count).</w:t>
+        <w:t xml:space="preserve">Module C — Tools</w:t>
       </w:r>
     </w:p>
     <w:p>
@@ -1096,47 +865,106 @@
         <w:ind w:left="160"/>
       </w:pPr>
       <w:r>
-        <w:rPr>
-          <w:b/>
-          <w:bCs/>
-        </w:rPr>
-        <w:t xml:space="preserve">Shares — “divide into 10 parts.” </w:t>
-      </w:r>
-      <w:r>
-        <w:t xml:space="preserve">Of everything caught on that trip, split 10 parts across </w:t>
-      </w:r>
-      <w:r>
-        <w:rPr>
-          <w:b/>
-          <w:bCs/>
-        </w:rPr>
-        <w:t xml:space="preserve">Eaten, Given away, Bilas/ceremonial, Sold</w:t>
-      </w:r>
-      <w:r>
-        <w:t xml:space="preserve">. Use the + / − buttons; the total should read 10 / 10. (If they’re unsure, it’s fine to leave it.)</w:t>
-      </w:r>
-    </w:p>
-    <w:p>
-      <w:pPr>
-        <w:pStyle w:val="ListParagraph"/>
-        <w:numPr>
-          <w:ilvl w:val="0"/>
-          <w:numId w:val="2"/>
-        </w:numPr>
-        <w:spacing w:after="40"/>
-      </w:pPr>
-      <w:r>
-        <w:t xml:space="preserve">Ask how long a </w:t>
-      </w:r>
-      <w:r>
-        <w:rPr>
-          <w:b/>
-          <w:bCs/>
-        </w:rPr>
-        <w:t xml:space="preserve">typical</w:t>
-      </w:r>
-      <w:r>
-        <w:t xml:space="preserve"> trip lasts these days (or “no longer hunt”).</w:t>
+        <w:t xml:space="preserve">Only animals marked </w:t>
+      </w:r>
+      <w:r>
+        <w:rPr>
+          <w:b/>
+          <w:bCs/>
+        </w:rPr>
+        <w:t xml:space="preserve">"ever hunted: yes"</w:t>
+      </w:r>
+      <w:r>
+        <w:t xml:space="preserve"> in Module B appear here. If an animal is missing, that is why — go back to Module B if it should be included.</w:t>
+      </w:r>
+    </w:p>
+    <w:p>
+      <w:pPr>
+        <w:pStyle w:val="ListParagraph"/>
+        <w:numPr>
+          <w:ilvl w:val="0"/>
+          <w:numId w:val="2"/>
+        </w:numPr>
+        <w:spacing w:after="40"/>
+      </w:pPr>
+      <w:r>
+        <w:t xml:space="preserve">For each animal shown, tick </w:t>
+      </w:r>
+      <w:r>
+        <w:rPr>
+          <w:b/>
+          <w:bCs/>
+        </w:rPr>
+        <w:t xml:space="preserve">every tool ever used</w:t>
+      </w:r>
+      <w:r>
+        <w:t xml:space="preserve"> to hunt it. The tool names are the column headers (turned sideways) — no codes to look up.</w:t>
+      </w:r>
+    </w:p>
+    <w:p>
+      <w:pPr>
+        <w:pStyle w:val="ListParagraph"/>
+        <w:numPr>
+          <w:ilvl w:val="0"/>
+          <w:numId w:val="2"/>
+        </w:numPr>
+        <w:spacing w:after="40"/>
+      </w:pPr>
+      <w:r>
+        <w:t xml:space="preserve">Ask the </w:t>
+      </w:r>
+      <w:r>
+        <w:rPr>
+          <w:b/>
+          <w:bCs/>
+        </w:rPr>
+        <w:t xml:space="preserve">preferred tool</w:t>
+      </w:r>
+      <w:r>
+        <w:t xml:space="preserve"> and </w:t>
+      </w:r>
+      <w:r>
+        <w:rPr>
+          <w:b/>
+          <w:bCs/>
+        </w:rPr>
+        <w:t xml:space="preserve">why</w:t>
+      </w:r>
+      <w:r>
+        <w:t xml:space="preserve"> (write their words). Ask whether tools have </w:t>
+      </w:r>
+      <w:r>
+        <w:rPr>
+          <w:b/>
+          <w:bCs/>
+        </w:rPr>
+        <w:t xml:space="preserve">changed</w:t>
+      </w:r>
+      <w:r>
+        <w:t xml:space="preserve">, and if so which were used before.</w:t>
+      </w:r>
+    </w:p>
+    <w:p>
+      <w:pPr>
+        <w:pStyle w:val="ListParagraph"/>
+        <w:numPr>
+          <w:ilvl w:val="0"/>
+          <w:numId w:val="2"/>
+        </w:numPr>
+        <w:spacing w:after="40"/>
+      </w:pPr>
+      <w:r>
+        <w:t xml:space="preserve">Ask whether they usually hunt </w:t>
+      </w:r>
+      <w:r>
+        <w:rPr>
+          <w:b/>
+          <w:bCs/>
+        </w:rPr>
+        <w:t xml:space="preserve">alone or with others</w:t>
+      </w:r>
+      <w:r>
+        <w:t xml:space="preserve">. Note any change over time.</w:t>
       </w:r>
     </w:p>
     <w:p>
@@ -1160,7 +988,210 @@
           <w:sz w:val="28"/>
           <w:szCs w:val="28"/>
         </w:rPr>
-        <w:t xml:space="preserve">Module G — Change over time</w:t>
+        <w:t xml:space="preserve">Module D — Tenure and limits</w:t>
+      </w:r>
+    </w:p>
+    <w:p>
+      <w:pPr>
+        <w:pStyle w:val="ListParagraph"/>
+        <w:numPr>
+          <w:ilvl w:val="0"/>
+          <w:numId w:val="2"/>
+        </w:numPr>
+        <w:spacing w:after="40"/>
+      </w:pPr>
+      <w:r>
+        <w:t xml:space="preserve">Ask which </w:t>
+      </w:r>
+      <w:r>
+        <w:rPr>
+          <w:b/>
+          <w:bCs/>
+        </w:rPr>
+        <w:t xml:space="preserve">area</w:t>
+      </w:r>
+      <w:r>
+        <w:t xml:space="preserve"> they mainly hunt (own clan land, with permission, shared/open, other) — </w:t>
+      </w:r>
+      <w:r>
+        <w:rPr>
+          <w:b/>
+          <w:bCs/>
+        </w:rPr>
+        <w:t xml:space="preserve">never where</w:t>
+      </w:r>
+      <w:r>
+        <w:t xml:space="preserve">.</w:t>
+      </w:r>
+    </w:p>
+    <w:p>
+      <w:pPr>
+        <w:pStyle w:val="ListParagraph"/>
+        <w:numPr>
+          <w:ilvl w:val="0"/>
+          <w:numId w:val="2"/>
+        </w:numPr>
+        <w:spacing w:after="40"/>
+      </w:pPr>
+      <w:r>
+        <w:t xml:space="preserve">Ask about </w:t>
+      </w:r>
+      <w:r>
+        <w:rPr>
+          <w:b/>
+          <w:bCs/>
+        </w:rPr>
+        <w:t xml:space="preserve">restricted places</w:t>
+      </w:r>
+      <w:r>
+        <w:t xml:space="preserve"> (tambu/sacred, clan no-take, none, other) — again, the </w:t>
+      </w:r>
+      <w:r>
+        <w:rPr>
+          <w:b/>
+          <w:bCs/>
+        </w:rPr>
+        <w:t xml:space="preserve">kind</w:t>
+      </w:r>
+      <w:r>
+        <w:t xml:space="preserve">, never the location.</w:t>
+      </w:r>
+    </w:p>
+    <w:p>
+      <w:pPr>
+        <w:pStyle w:val="ListParagraph"/>
+        <w:numPr>
+          <w:ilvl w:val="0"/>
+          <w:numId w:val="2"/>
+        </w:numPr>
+        <w:spacing w:after="40"/>
+      </w:pPr>
+      <w:r>
+        <w:t xml:space="preserve">Ask about limits: are there </w:t>
+      </w:r>
+      <w:r>
+        <w:rPr>
+          <w:b/>
+          <w:bCs/>
+        </w:rPr>
+        <w:t xml:space="preserve">seasonal</w:t>
+      </w:r>
+      <w:r>
+        <w:t xml:space="preserve"> limits, limits on the </w:t>
+      </w:r>
+      <w:r>
+        <w:rPr>
+          <w:b/>
+          <w:bCs/>
+        </w:rPr>
+        <w:t xml:space="preserve">number taken</w:t>
+      </w:r>
+      <w:r>
+        <w:t xml:space="preserve">, or limits on the </w:t>
+      </w:r>
+      <w:r>
+        <w:rPr>
+          <w:b/>
+          <w:bCs/>
+        </w:rPr>
+        <w:t xml:space="preserve">number of trips</w:t>
+      </w:r>
+      <w:r>
+        <w:t xml:space="preserve">? For each, Yes/No/Not sure and a note if yes.</w:t>
+      </w:r>
+    </w:p>
+    <w:p>
+      <w:pPr>
+        <w:pBdr>
+          <w:bottom w:val="single" w:color="D6DDD6" w:sz="6"/>
+        </w:pBdr>
+        <w:spacing w:after="60" w:before="60"/>
+      </w:pPr>
+    </w:p>
+    <w:p>
+      <w:pPr>
+        <w:pStyle w:val="Heading1"/>
+        <w:spacing w:after="90" w:before="220"/>
+      </w:pPr>
+      <w:r>
+        <w:rPr>
+          <w:b/>
+          <w:bCs/>
+          <w:color w:val="256D40"/>
+          <w:sz w:val="28"/>
+          <w:szCs w:val="28"/>
+        </w:rPr>
+        <w:t xml:space="preserve">Module E — Timing</w:t>
+      </w:r>
+    </w:p>
+    <w:p>
+      <w:pPr>
+        <w:pStyle w:val="ListParagraph"/>
+        <w:numPr>
+          <w:ilvl w:val="0"/>
+          <w:numId w:val="2"/>
+        </w:numPr>
+        <w:spacing w:after="40"/>
+      </w:pPr>
+      <w:r>
+        <w:t xml:space="preserve">Only animals they </w:t>
+      </w:r>
+      <w:r>
+        <w:rPr>
+          <w:b/>
+          <w:bCs/>
+        </w:rPr>
+        <w:t xml:space="preserve">hunt</w:t>
+      </w:r>
+      <w:r>
+        <w:t xml:space="preserve"> (Module B = yes) are shown. For each, tick the </w:t>
+      </w:r>
+      <w:r>
+        <w:rPr>
+          <w:b/>
+          <w:bCs/>
+        </w:rPr>
+        <w:t xml:space="preserve">months</w:t>
+      </w:r>
+      <w:r>
+        <w:t xml:space="preserve"> it is typically hunted. Tick only what applies.</w:t>
+      </w:r>
+    </w:p>
+    <w:p>
+      <w:pPr>
+        <w:pStyle w:val="ListParagraph"/>
+        <w:numPr>
+          <w:ilvl w:val="0"/>
+          <w:numId w:val="2"/>
+        </w:numPr>
+        <w:spacing w:after="40"/>
+      </w:pPr>
+      <w:r>
+        <w:t xml:space="preserve">Note any change in timing over time.</w:t>
+      </w:r>
+    </w:p>
+    <w:p>
+      <w:pPr>
+        <w:pBdr>
+          <w:bottom w:val="single" w:color="D6DDD6" w:sz="6"/>
+        </w:pBdr>
+        <w:spacing w:after="60" w:before="60"/>
+      </w:pPr>
+    </w:p>
+    <w:p>
+      <w:pPr>
+        <w:pStyle w:val="Heading1"/>
+        <w:spacing w:after="90" w:before="220"/>
+      </w:pPr>
+      <w:r>
+        <w:rPr>
+          <w:b/>
+          <w:bCs/>
+          <w:color w:val="256D40"/>
+          <w:sz w:val="28"/>
+          <w:szCs w:val="28"/>
+        </w:rPr>
+        <w:t xml:space="preserve">Module F — Recent hunting (these days)</w:t>
       </w:r>
     </w:p>
     <w:p>
@@ -1168,37 +1199,93 @@
         <w:spacing w:after="100"/>
       </w:pPr>
       <w:r>
-        <w:t xml:space="preserve">Only animals they </w:t>
-      </w:r>
-      <w:r>
-        <w:rPr>
-          <w:b/>
-          <w:bCs/>
-        </w:rPr>
-        <w:t xml:space="preserve">hunt</w:t>
-      </w:r>
-      <w:r>
-        <w:t xml:space="preserve"> are shown. For each, at each age </w:t>
-      </w:r>
-      <w:r>
-        <w:rPr>
-          <w:b/>
-          <w:bCs/>
-        </w:rPr>
-        <w:t xml:space="preserve">up to their own</w:t>
-      </w:r>
-      <w:r>
-        <w:t xml:space="preserve">, ask how abundant it was </w:t>
-      </w:r>
-      <w:r>
-        <w:rPr>
-          <w:b/>
-          <w:bCs/>
-        </w:rPr>
-        <w:t xml:space="preserve">then compared with today</w:t>
-      </w:r>
-      <w:r>
-        <w:t xml:space="preserve">. Enter one code:</w:t>
+        <w:t xml:space="preserve">These questions are about their hunting </w:t>
+      </w:r>
+      <w:r>
+        <w:rPr>
+          <w:b/>
+          <w:bCs/>
+        </w:rPr>
+        <w:t xml:space="preserve">now / the last 12 months</w:t>
+      </w:r>
+      <w:r>
+        <w:t xml:space="preserve">.</w:t>
+      </w:r>
+    </w:p>
+    <w:p>
+      <w:pPr>
+        <w:pStyle w:val="ListParagraph"/>
+        <w:numPr>
+          <w:ilvl w:val="0"/>
+          <w:numId w:val="2"/>
+        </w:numPr>
+        <w:spacing w:after="40"/>
+      </w:pPr>
+      <w:r>
+        <w:t xml:space="preserve">Ask where most of their take comes from: mostly </w:t>
+      </w:r>
+      <w:r>
+        <w:rPr>
+          <w:b/>
+          <w:bCs/>
+        </w:rPr>
+        <w:t xml:space="preserve">dedicated</w:t>
+      </w:r>
+      <w:r>
+        <w:t xml:space="preserve"> hunting trips, mostly </w:t>
+      </w:r>
+      <w:r>
+        <w:rPr>
+          <w:b/>
+          <w:bCs/>
+        </w:rPr>
+        <w:t xml:space="preserve">incidental</w:t>
+      </w:r>
+      <w:r>
+        <w:t xml:space="preserve">, or half and half.</w:t>
+      </w:r>
+    </w:p>
+    <w:p>
+      <w:pPr>
+        <w:pStyle w:val="ListParagraph"/>
+        <w:numPr>
+          <w:ilvl w:val="0"/>
+          <w:numId w:val="2"/>
+        </w:numPr>
+        <w:spacing w:after="40"/>
+      </w:pPr>
+      <w:r>
+        <w:t xml:space="preserve">For the </w:t>
+      </w:r>
+      <w:r>
+        <w:rPr>
+          <w:b/>
+          <w:bCs/>
+        </w:rPr>
+        <w:t xml:space="preserve">most recent trip</w:t>
+      </w:r>
+      <w:r>
+        <w:t xml:space="preserve"> and the </w:t>
+      </w:r>
+      <w:r>
+        <w:rPr>
+          <w:b/>
+          <w:bCs/>
+        </w:rPr>
+        <w:t xml:space="preserve">most successful trip</w:t>
+      </w:r>
+      <w:r>
+        <w:t xml:space="preserve"> (let them decide what “successful” means): when, how long, targeted or general, and </w:t>
+      </w:r>
+      <w:r>
+        <w:rPr>
+          <w:b/>
+          <w:bCs/>
+        </w:rPr>
+        <w:t xml:space="preserve">what was caught</w:t>
+      </w:r>
+      <w:r>
+        <w:t xml:space="preserve"> (add a row per animal with a count).</w:t>
       </w:r>
     </w:p>
     <w:p>
@@ -1211,75 +1298,47 @@
         <w:ind w:left="160"/>
       </w:pPr>
       <w:r>
-        <w:t xml:space="preserve">M — more abundant then</w:t>
-      </w:r>
-      <w:r>
-        <w:t xml:space="preserve">   S — about the same</w:t>
-      </w:r>
-      <w:r>
-        <w:t xml:space="preserve">   F — fewer then</w:t>
-      </w:r>
-      <w:r>
-        <w:t xml:space="preserve">   N — not sure</w:t>
-      </w:r>
-      <w:r>
-        <w:t xml:space="preserve">   X — did not hunt then</w:t>
-      </w:r>
-    </w:p>
-    <w:p>
-      <w:pPr>
-        <w:pStyle w:val="ListParagraph"/>
-        <w:numPr>
-          <w:ilvl w:val="0"/>
-          <w:numId w:val="2"/>
-        </w:numPr>
-        <w:spacing w:after="40"/>
-      </w:pPr>
-      <w:r>
-        <w:t xml:space="preserve">Ask whether </w:t>
-      </w:r>
-      <w:r>
-        <w:rPr>
-          <w:b/>
-          <w:bCs/>
-        </w:rPr>
-        <w:t xml:space="preserve">more or fewer people</w:t>
-      </w:r>
-      <w:r>
-        <w:t xml:space="preserve"> hunt now.</w:t>
-      </w:r>
-    </w:p>
-    <w:p>
-      <w:pPr>
-        <w:pStyle w:val="ListParagraph"/>
-        <w:numPr>
-          <w:ilvl w:val="0"/>
-          <w:numId w:val="2"/>
-        </w:numPr>
-        <w:spacing w:after="40"/>
-      </w:pPr>
-      <w:r>
-        <w:t xml:space="preserve">Write any story about change </w:t>
-      </w:r>
-      <w:r>
-        <w:rPr>
-          <w:b/>
-          <w:bCs/>
-        </w:rPr>
-        <w:t xml:space="preserve">verbatim</w:t>
-      </w:r>
-      <w:r>
-        <w:t xml:space="preserve">. Do </w:t>
-      </w:r>
-      <w:r>
-        <w:rPr>
-          <w:b/>
-          <w:bCs/>
-        </w:rPr>
-        <w:t xml:space="preserve">not</w:t>
-      </w:r>
-      <w:r>
-        <w:t xml:space="preserve"> convert time references like “before the road” into dates.</w:t>
+        <w:rPr>
+          <w:b/>
+          <w:bCs/>
+        </w:rPr>
+        <w:t xml:space="preserve">Shares — “divide into 10 parts.” </w:t>
+      </w:r>
+      <w:r>
+        <w:t xml:space="preserve">Of everything caught on that trip, split 10 parts across </w:t>
+      </w:r>
+      <w:r>
+        <w:rPr>
+          <w:b/>
+          <w:bCs/>
+        </w:rPr>
+        <w:t xml:space="preserve">Eaten, Given away, Bilas/ceremonial, Sold</w:t>
+      </w:r>
+      <w:r>
+        <w:t xml:space="preserve">. Use the + / − buttons; the total should read 10 / 10. (If they’re unsure, it’s fine to leave it.)</w:t>
+      </w:r>
+    </w:p>
+    <w:p>
+      <w:pPr>
+        <w:pStyle w:val="ListParagraph"/>
+        <w:numPr>
+          <w:ilvl w:val="0"/>
+          <w:numId w:val="2"/>
+        </w:numPr>
+        <w:spacing w:after="40"/>
+      </w:pPr>
+      <w:r>
+        <w:t xml:space="preserve">Ask how long a </w:t>
+      </w:r>
+      <w:r>
+        <w:rPr>
+          <w:b/>
+          <w:bCs/>
+        </w:rPr>
+        <w:t xml:space="preserve">typical</w:t>
+      </w:r>
+      <w:r>
+        <w:t xml:space="preserve"> trip lasts these days (or “no longer hunt”).</w:t>
       </w:r>
     </w:p>
     <w:p>
@@ -1303,7 +1362,45 @@
           <w:sz w:val="28"/>
           <w:szCs w:val="28"/>
         </w:rPr>
-        <w:t xml:space="preserve">Module H — Management and rules</w:t>
+        <w:t xml:space="preserve">Module G — Change over time</w:t>
+      </w:r>
+    </w:p>
+    <w:p>
+      <w:pPr>
+        <w:spacing w:after="100"/>
+      </w:pPr>
+      <w:r>
+        <w:t xml:space="preserve">Only animals they </w:t>
+      </w:r>
+      <w:r>
+        <w:rPr>
+          <w:b/>
+          <w:bCs/>
+        </w:rPr>
+        <w:t xml:space="preserve">hunt</w:t>
+      </w:r>
+      <w:r>
+        <w:t xml:space="preserve"> are shown. For each, at each age </w:t>
+      </w:r>
+      <w:r>
+        <w:rPr>
+          <w:b/>
+          <w:bCs/>
+        </w:rPr>
+        <w:t xml:space="preserve">up to their own</w:t>
+      </w:r>
+      <w:r>
+        <w:t xml:space="preserve">, ask how abundant it was </w:t>
+      </w:r>
+      <w:r>
+        <w:rPr>
+          <w:b/>
+          <w:bCs/>
+        </w:rPr>
+        <w:t xml:space="preserve">then compared with today</w:t>
+      </w:r>
+      <w:r>
+        <w:t xml:space="preserve">. Enter one code:</w:t>
       </w:r>
     </w:p>
     <w:p>
@@ -1316,107 +1413,75 @@
         <w:ind w:left="160"/>
       </w:pPr>
       <w:r>
-        <w:rPr>
-          <w:b/>
-          <w:bCs/>
-        </w:rPr>
-        <w:t xml:space="preserve">Rules often change the most — prompt discussion and use the notes freely (no length limit).</w:t>
-      </w:r>
-    </w:p>
-    <w:p>
-      <w:pPr>
-        <w:pStyle w:val="ListParagraph"/>
-        <w:numPr>
-          <w:ilvl w:val="0"/>
-          <w:numId w:val="2"/>
-        </w:numPr>
-        <w:spacing w:after="40"/>
-      </w:pPr>
-      <w:r>
-        <w:t xml:space="preserve">Ask if there are </w:t>
-      </w:r>
-      <w:r>
-        <w:rPr>
-          <w:b/>
-          <w:bCs/>
-        </w:rPr>
-        <w:t xml:space="preserve">rules</w:t>
-      </w:r>
-      <w:r>
-        <w:t xml:space="preserve"> about hunting these animals. If yes, for each animal score </w:t>
-      </w:r>
-      <w:r>
-        <w:rPr>
-          <w:b/>
-          <w:bCs/>
-        </w:rPr>
-        <w:t xml:space="preserve">Food, Bilas, Sale</w:t>
-      </w:r>
-      <w:r>
-        <w:t xml:space="preserve"> as </w:t>
-      </w:r>
-      <w:r>
-        <w:rPr>
-          <w:b/>
-          <w:bCs/>
-        </w:rPr>
-        <w:t xml:space="preserve">0</w:t>
-      </w:r>
-      <w:r>
-        <w:t xml:space="preserve"> = allowed, </w:t>
-      </w:r>
-      <w:r>
-        <w:rPr>
-          <w:b/>
-          <w:bCs/>
-        </w:rPr>
-        <w:t xml:space="preserve">1</w:t>
-      </w:r>
-      <w:r>
-        <w:t xml:space="preserve"> = allowed with conditions, </w:t>
-      </w:r>
-      <w:r>
-        <w:rPr>
-          <w:b/>
-          <w:bCs/>
-        </w:rPr>
-        <w:t xml:space="preserve">2</w:t>
-      </w:r>
-      <w:r>
-        <w:t xml:space="preserve"> = not allowed. Note any condition behind a “1”.</w:t>
-      </w:r>
-    </w:p>
-    <w:p>
-      <w:pPr>
-        <w:pStyle w:val="ListParagraph"/>
-        <w:numPr>
-          <w:ilvl w:val="0"/>
-          <w:numId w:val="2"/>
-        </w:numPr>
-        <w:spacing w:after="40"/>
-      </w:pPr>
-      <w:r>
-        <w:t xml:space="preserve">Ask </w:t>
-      </w:r>
-      <w:r>
-        <w:rPr>
-          <w:b/>
-          <w:bCs/>
-        </w:rPr>
-        <w:t xml:space="preserve">who decides</w:t>
-      </w:r>
-      <w:r>
-        <w:t xml:space="preserve"> the rules, and whether the rules have </w:t>
-      </w:r>
-      <w:r>
-        <w:rPr>
-          <w:b/>
-          <w:bCs/>
-        </w:rPr>
-        <w:t xml:space="preserve">changed</w:t>
-      </w:r>
-      <w:r>
-        <w:t xml:space="preserve"> (write how).</w:t>
+        <w:t xml:space="preserve">M — more abundant then</w:t>
+      </w:r>
+      <w:r>
+        <w:t xml:space="preserve">   S — about the same</w:t>
+      </w:r>
+      <w:r>
+        <w:t xml:space="preserve">   F — fewer then</w:t>
+      </w:r>
+      <w:r>
+        <w:t xml:space="preserve">   N — not sure</w:t>
+      </w:r>
+      <w:r>
+        <w:t xml:space="preserve">   X — did not hunt then</w:t>
+      </w:r>
+    </w:p>
+    <w:p>
+      <w:pPr>
+        <w:pStyle w:val="ListParagraph"/>
+        <w:numPr>
+          <w:ilvl w:val="0"/>
+          <w:numId w:val="2"/>
+        </w:numPr>
+        <w:spacing w:after="40"/>
+      </w:pPr>
+      <w:r>
+        <w:t xml:space="preserve">Ask whether </w:t>
+      </w:r>
+      <w:r>
+        <w:rPr>
+          <w:b/>
+          <w:bCs/>
+        </w:rPr>
+        <w:t xml:space="preserve">more or fewer people</w:t>
+      </w:r>
+      <w:r>
+        <w:t xml:space="preserve"> hunt now.</w:t>
+      </w:r>
+    </w:p>
+    <w:p>
+      <w:pPr>
+        <w:pStyle w:val="ListParagraph"/>
+        <w:numPr>
+          <w:ilvl w:val="0"/>
+          <w:numId w:val="2"/>
+        </w:numPr>
+        <w:spacing w:after="40"/>
+      </w:pPr>
+      <w:r>
+        <w:t xml:space="preserve">Write any story about change </w:t>
+      </w:r>
+      <w:r>
+        <w:rPr>
+          <w:b/>
+          <w:bCs/>
+        </w:rPr>
+        <w:t xml:space="preserve">verbatim</w:t>
+      </w:r>
+      <w:r>
+        <w:t xml:space="preserve">. Do </w:t>
+      </w:r>
+      <w:r>
+        <w:rPr>
+          <w:b/>
+          <w:bCs/>
+        </w:rPr>
+        <w:t xml:space="preserve">not</w:t>
+      </w:r>
+      <w:r>
+        <w:t xml:space="preserve"> convert time references like “before the road” into dates.</w:t>
       </w:r>
     </w:p>
     <w:p>
@@ -1440,6 +1505,143 @@
           <w:sz w:val="28"/>
           <w:szCs w:val="28"/>
         </w:rPr>
+        <w:t xml:space="preserve">Module H — Management and rules</w:t>
+      </w:r>
+    </w:p>
+    <w:p>
+      <w:pPr>
+        <w:pBdr>
+          <w:left w:val="single" w:color="256D40" w:sz="18" w:space="8"/>
+        </w:pBdr>
+        <w:shd w:fill="EEF4EF" w:val="clear"/>
+        <w:spacing w:after="120" w:before="80"/>
+        <w:ind w:left="160"/>
+      </w:pPr>
+      <w:r>
+        <w:rPr>
+          <w:b/>
+          <w:bCs/>
+        </w:rPr>
+        <w:t xml:space="preserve">Rules often change the most — prompt discussion and use the notes freely (no length limit).</w:t>
+      </w:r>
+    </w:p>
+    <w:p>
+      <w:pPr>
+        <w:pStyle w:val="ListParagraph"/>
+        <w:numPr>
+          <w:ilvl w:val="0"/>
+          <w:numId w:val="2"/>
+        </w:numPr>
+        <w:spacing w:after="40"/>
+      </w:pPr>
+      <w:r>
+        <w:t xml:space="preserve">Ask if there are </w:t>
+      </w:r>
+      <w:r>
+        <w:rPr>
+          <w:b/>
+          <w:bCs/>
+        </w:rPr>
+        <w:t xml:space="preserve">rules</w:t>
+      </w:r>
+      <w:r>
+        <w:t xml:space="preserve"> about hunting these animals. If yes, for each animal score </w:t>
+      </w:r>
+      <w:r>
+        <w:rPr>
+          <w:b/>
+          <w:bCs/>
+        </w:rPr>
+        <w:t xml:space="preserve">Food, Bilas, Sale</w:t>
+      </w:r>
+      <w:r>
+        <w:t xml:space="preserve"> as </w:t>
+      </w:r>
+      <w:r>
+        <w:rPr>
+          <w:b/>
+          <w:bCs/>
+        </w:rPr>
+        <w:t xml:space="preserve">0</w:t>
+      </w:r>
+      <w:r>
+        <w:t xml:space="preserve"> = allowed, </w:t>
+      </w:r>
+      <w:r>
+        <w:rPr>
+          <w:b/>
+          <w:bCs/>
+        </w:rPr>
+        <w:t xml:space="preserve">1</w:t>
+      </w:r>
+      <w:r>
+        <w:t xml:space="preserve"> = allowed with conditions, </w:t>
+      </w:r>
+      <w:r>
+        <w:rPr>
+          <w:b/>
+          <w:bCs/>
+        </w:rPr>
+        <w:t xml:space="preserve">2</w:t>
+      </w:r>
+      <w:r>
+        <w:t xml:space="preserve"> = not allowed. Note any condition behind a “1”.</w:t>
+      </w:r>
+    </w:p>
+    <w:p>
+      <w:pPr>
+        <w:pStyle w:val="ListParagraph"/>
+        <w:numPr>
+          <w:ilvl w:val="0"/>
+          <w:numId w:val="2"/>
+        </w:numPr>
+        <w:spacing w:after="40"/>
+      </w:pPr>
+      <w:r>
+        <w:t xml:space="preserve">Ask </w:t>
+      </w:r>
+      <w:r>
+        <w:rPr>
+          <w:b/>
+          <w:bCs/>
+        </w:rPr>
+        <w:t xml:space="preserve">who decides</w:t>
+      </w:r>
+      <w:r>
+        <w:t xml:space="preserve"> the rules, and whether the rules have </w:t>
+      </w:r>
+      <w:r>
+        <w:rPr>
+          <w:b/>
+          <w:bCs/>
+        </w:rPr>
+        <w:t xml:space="preserve">changed</w:t>
+      </w:r>
+      <w:r>
+        <w:t xml:space="preserve"> (write how).</w:t>
+      </w:r>
+    </w:p>
+    <w:p>
+      <w:pPr>
+        <w:pBdr>
+          <w:bottom w:val="single" w:color="D6DDD6" w:sz="6"/>
+        </w:pBdr>
+        <w:spacing w:after="60" w:before="60"/>
+      </w:pPr>
+    </w:p>
+    <w:p>
+      <w:pPr>
+        <w:pStyle w:val="Heading1"/>
+        <w:spacing w:after="90" w:before="220"/>
+      </w:pPr>
+      <w:r>
+        <w:rPr>
+          <w:b/>
+          <w:bCs/>
+          <w:color w:val="256D40"/>
+          <w:sz w:val="28"/>
+          <w:szCs w:val="28"/>
+        </w:rPr>
         <w:t xml:space="preserve">Module I — Bilas, ceremonial and income use</w:t>
       </w:r>
     </w:p>
@@ -1517,6 +1719,106 @@
       </w:r>
       <w:r>
         <w:t xml:space="preserve">.</w:t>
+      </w:r>
+    </w:p>
+    <w:p>
+      <w:pPr>
+        <w:pBdr>
+          <w:bottom w:val="single" w:color="D6DDD6" w:sz="6"/>
+        </w:pBdr>
+        <w:spacing w:after="60" w:before="60"/>
+      </w:pPr>
+    </w:p>
+    <w:p>
+      <w:pPr>
+        <w:pStyle w:val="Heading1"/>
+        <w:spacing w:after="90" w:before="220"/>
+      </w:pPr>
+      <w:r>
+        <w:rPr>
+          <w:b/>
+          <w:bCs/>
+          <w:color w:val="256D40"/>
+          <w:sz w:val="28"/>
+          <w:szCs w:val="28"/>
+        </w:rPr>
+        <w:t xml:space="preserve">Module J — Fishing</w:t>
+      </w:r>
+    </w:p>
+    <w:p>
+      <w:pPr>
+        <w:pStyle w:val="ListParagraph"/>
+        <w:numPr>
+          <w:ilvl w:val="0"/>
+          <w:numId w:val="2"/>
+        </w:numPr>
+        <w:spacing w:after="40"/>
+      </w:pPr>
+      <w:r>
+        <w:t xml:space="preserve">Shown only when the person </w:t>
+      </w:r>
+      <w:r>
+        <w:rPr>
+          <w:b/>
+          <w:bCs/>
+        </w:rPr>
+        <w:t xml:space="preserve">fishes</w:t>
+      </w:r>
+      <w:r>
+        <w:t xml:space="preserve"> (from the Module A gate). Keep it short.</w:t>
+      </w:r>
+    </w:p>
+    <w:p>
+      <w:pPr>
+        <w:pStyle w:val="ListParagraph"/>
+        <w:numPr>
+          <w:ilvl w:val="0"/>
+          <w:numId w:val="2"/>
+        </w:numPr>
+        <w:spacing w:after="40"/>
+      </w:pPr>
+      <w:r>
+        <w:t xml:space="preserve">Record the </w:t>
+      </w:r>
+      <w:r>
+        <w:rPr>
+          <w:b/>
+          <w:bCs/>
+        </w:rPr>
+        <w:t xml:space="preserve">main river/water</w:t>
+      </w:r>
+      <w:r>
+        <w:t xml:space="preserve"> used, </w:t>
+      </w:r>
+      <w:r>
+        <w:rPr>
+          <w:b/>
+          <w:bCs/>
+        </w:rPr>
+        <w:t xml:space="preserve">what is caught</w:t>
+      </w:r>
+      <w:r>
+        <w:t xml:space="preserve"> (fish, eel, prawn, crab, shellfish, frog, turtle…), and the </w:t>
+      </w:r>
+      <w:r>
+        <w:rPr>
+          <w:b/>
+          <w:bCs/>
+        </w:rPr>
+        <w:t xml:space="preserve">tools/methods</w:t>
+      </w:r>
+      <w:r>
+        <w:t xml:space="preserve"> — including </w:t>
+      </w:r>
+      <w:r>
+        <w:rPr>
+          <w:b/>
+          <w:bCs/>
+        </w:rPr>
+        <w:t xml:space="preserve">destructive methods</w:t>
+      </w:r>
+      <w:r>
+        <w:t xml:space="preserve">: dynamite, traditional plant poison, shop/store poison, mosquito net.</w:t>
       </w:r>
     </w:p>
     <w:p>

--- a/docs/MCA_Hunt_Interviewer_Guide.docx
+++ b/docs/MCA_Hunt_Interviewer_Guide.docx
@@ -96,7 +96,17 @@
         <w:t xml:space="preserve">Consent first. </w:t>
       </w:r>
       <w:r>
-        <w:t xml:space="preserve">Read the consent aloud. Only start if the person agrees. If they decline, cancel — nothing is saved.</w:t>
+        <w:t xml:space="preserve">Read the consent aloud. If the person agrees, </w:t>
+      </w:r>
+      <w:r>
+        <w:rPr>
+          <w:b/>
+          <w:bCs/>
+        </w:rPr>
+        <w:t xml:space="preserve">tick the consent box</w:t>
+      </w:r>
+      <w:r>
+        <w:t xml:space="preserve"> and tap Start — the app will not start without it, and the consent is recorded with the interview. If they decline, cancel — nothing is saved.</w:t>
       </w:r>
     </w:p>
     <w:p>
@@ -479,6 +489,39 @@
       </w:r>
       <w:r>
         <w:t xml:space="preserve">. Use this for people (often women) who fish but don’t hunt. “Hunts” skips fishing; “Both” asks everything.</w:t>
+      </w:r>
+    </w:p>
+    <w:p>
+      <w:pPr>
+        <w:pBdr>
+          <w:left w:val="single" w:color="256D40" w:sz="18" w:space="8"/>
+        </w:pBdr>
+        <w:shd w:fill="EEF4EF" w:val="clear"/>
+        <w:spacing w:after="120" w:before="80"/>
+        <w:ind w:left="160"/>
+      </w:pPr>
+      <w:r>
+        <w:t xml:space="preserve">If you tap Next without a </w:t>
+      </w:r>
+      <w:r>
+        <w:rPr>
+          <w:b/>
+          <w:bCs/>
+        </w:rPr>
+        <w:t xml:space="preserve">Zone</w:t>
+      </w:r>
+      <w:r>
+        <w:t xml:space="preserve"> (needed for the ID) or without </w:t>
+      </w:r>
+      <w:r>
+        <w:rPr>
+          <w:b/>
+          <w:bCs/>
+        </w:rPr>
+        <w:t xml:space="preserve">GPS</w:t>
+      </w:r>
+      <w:r>
+        <w:t xml:space="preserve">, the app asks you to confirm — go back and fix if you can, but you can still continue.</w:t>
       </w:r>
     </w:p>
     <w:p>

--- a/docs/MCA_Hunt_Interviewer_Guide.docx
+++ b/docs/MCA_Hunt_Interviewer_Guide.docx
@@ -217,6 +217,26 @@
       </w:r>
       <w:r>
         <w:t xml:space="preserve">If the phone dies, reopen and tap the interview to continue.</w:t>
+      </w:r>
+    </w:p>
+    <w:p>
+      <w:pPr>
+        <w:pStyle w:val="ListParagraph"/>
+        <w:numPr>
+          <w:ilvl w:val="0"/>
+          <w:numId w:val="2"/>
+        </w:numPr>
+        <w:spacing w:after="40"/>
+      </w:pPr>
+      <w:r>
+        <w:rPr>
+          <w:b/>
+          <w:bCs/>
+        </w:rPr>
+        <w:t xml:space="preserve">Check Location (GPS) is ON. </w:t>
+      </w:r>
+      <w:r>
+        <w:t xml:space="preserve">Each day before you start, make sure your phone’s Location is turned on and allowed for the app, so the interview location is captured.</w:t>
       </w:r>
     </w:p>
     <w:p>
@@ -365,10 +385,40 @@
           <w:b/>
           <w:bCs/>
         </w:rPr>
-        <w:t xml:space="preserve">Your quota (agree with your supervisor and write it here): </w:t>
-      </w:r>
-      <w:r>
-        <w:t xml:space="preserve">______ interviews per zone · at least ______ aged 40+ · at least ______ women.</w:t>
+        <w:t xml:space="preserve">Target: 45 people per zone. </w:t>
+      </w:r>
+      <w:r>
+        <w:t xml:space="preserve">Aim for roughly EQUAL numbers in three age groups — about 15 each in </w:t>
+      </w:r>
+      <w:r>
+        <w:rPr>
+          <w:b/>
+          <w:bCs/>
+        </w:rPr>
+        <w:t xml:space="preserve">25–39, 40–59, and 60+</w:t>
+      </w:r>
+      <w:r>
+        <w:t xml:space="preserve"> — and at least </w:t>
+      </w:r>
+      <w:r>
+        <w:rPr>
+          <w:b/>
+          <w:bCs/>
+        </w:rPr>
+        <w:t xml:space="preserve">20% women</w:t>
+      </w:r>
+      <w:r>
+        <w:t xml:space="preserve"> (≈9 per zone). Do </w:t>
+      </w:r>
+      <w:r>
+        <w:rPr>
+          <w:b/>
+          <w:bCs/>
+        </w:rPr>
+        <w:t xml:space="preserve">more</w:t>
+      </w:r>
+      <w:r>
+        <w:t xml:space="preserve"> where there are many fishers.</w:t>
       </w:r>
     </w:p>
     <w:p>
@@ -1908,7 +1958,7 @@
         <w:t xml:space="preserve">Review</w:t>
       </w:r>
       <w:r>
-        <w:t xml:space="preserve"> screen and glance over the answers.</w:t>
+        <w:t xml:space="preserve"> screen and glance over the answers. It shows whether consent, ID and GPS were captured.</w:t>
       </w:r>
     </w:p>
     <w:p>
@@ -1921,6 +1971,26 @@
         <w:spacing w:after="40"/>
       </w:pPr>
       <w:r>
+        <w:rPr>
+          <w:b/>
+          <w:bCs/>
+        </w:rPr>
+        <w:t xml:space="preserve">Read the thank-you aloud</w:t>
+      </w:r>
+      <w:r>
+        <w:t xml:space="preserve"> (shown on the Review screen): thank them for their time and explain their answers will help inform conservation planning.</w:t>
+      </w:r>
+    </w:p>
+    <w:p>
+      <w:pPr>
+        <w:pStyle w:val="ListParagraph"/>
+        <w:numPr>
+          <w:ilvl w:val="0"/>
+          <w:numId w:val="3"/>
+        </w:numPr>
+        <w:spacing w:after="40"/>
+      </w:pPr>
+      <w:r>
         <w:t xml:space="preserve">Tap </w:t>
       </w:r>
       <w:r>
@@ -1931,20 +2001,17 @@
         <w:t xml:space="preserve">Complete interview</w:t>
       </w:r>
       <w:r>
-        <w:t xml:space="preserve">. It’s saved on the phone.</w:t>
-      </w:r>
-    </w:p>
-    <w:p>
-      <w:pPr>
-        <w:pStyle w:val="ListParagraph"/>
-        <w:numPr>
-          <w:ilvl w:val="0"/>
-          <w:numId w:val="3"/>
-        </w:numPr>
-        <w:spacing w:after="40"/>
-      </w:pPr>
-      <w:r>
-        <w:t xml:space="preserve">Thank the respondent.</w:t>
+        <w:t xml:space="preserve">. If anything important is missing (consent, ID, GPS, or shares that don’t total 10) the app shows a </w:t>
+      </w:r>
+      <w:r>
+        <w:rPr>
+          <w:b/>
+          <w:bCs/>
+        </w:rPr>
+        <w:t xml:space="preserve">final check</w:t>
+      </w:r>
+      <w:r>
+        <w:t xml:space="preserve"> — fix it or confirm. It’s then saved on the phone.</w:t>
       </w:r>
     </w:p>
     <w:p>

--- a/docs/MCA_Hunt_Interviewer_Guide.docx
+++ b/docs/MCA_Hunt_Interviewer_Guide.docx
@@ -57,10 +57,10 @@
           <w:b/>
           <w:bCs/>
         </w:rPr>
-        <w:t xml:space="preserve">hunting only</w:t>
-      </w:r>
-      <w:r>
-        <w:t xml:space="preserve"> — the taking of animals.</w:t>
+        <w:t xml:space="preserve">fishing and hunting only</w:t>
+      </w:r>
+      <w:r>
+        <w:t xml:space="preserve"> — the taking of animals from the wild.</w:t>
       </w:r>
     </w:p>
     <w:p>
@@ -77,6 +77,26 @@
           <w:szCs w:val="28"/>
         </w:rPr>
         <w:t xml:space="preserve">Golden rules (read first)</w:t>
+      </w:r>
+    </w:p>
+    <w:p>
+      <w:pPr>
+        <w:pStyle w:val="ListParagraph"/>
+        <w:numPr>
+          <w:ilvl w:val="0"/>
+          <w:numId w:val="2"/>
+        </w:numPr>
+        <w:spacing w:after="40"/>
+      </w:pPr>
+      <w:r>
+        <w:rPr>
+          <w:b/>
+          <w:bCs/>
+        </w:rPr>
+        <w:t xml:space="preserve">Research. </w:t>
+      </w:r>
+      <w:r>
+        <w:t xml:space="preserve">We want information about hunting so we can make better proposals for managing and monitoring hunting. Nothing here will be used against any individual, and anonymity can be assured.</w:t>
       </w:r>
     </w:p>
     <w:p>
@@ -538,7 +558,7 @@
         <w:t xml:space="preserve">Fishing (Module J)</w:t>
       </w:r>
       <w:r>
-        <w:t xml:space="preserve">. Use this for people (often women) who fish but don’t hunt. “Hunts” skips fishing; “Both” asks everything.</w:t>
+        <w:t xml:space="preserve">. Use this for people who fish but don’t hunt. “Hunts” skips fishing; “Both” asks everything.</w:t>
       </w:r>
     </w:p>
     <w:p>
@@ -606,6 +626,39 @@
       </w:r>
       <w:r>
         <w:t xml:space="preserve"> (older bands are hidden): “At that age, how often did you hunt?”</w:t>
+      </w:r>
+    </w:p>
+    <w:p>
+      <w:pPr>
+        <w:pBdr>
+          <w:left w:val="single" w:color="256D40" w:sz="18" w:space="8"/>
+        </w:pBdr>
+        <w:shd w:fill="EEF4EF" w:val="clear"/>
+        <w:spacing w:after="120" w:before="80"/>
+        <w:ind w:left="160"/>
+      </w:pPr>
+      <w:r>
+        <w:t xml:space="preserve">Remember, we are asking that person about their hunting </w:t>
+      </w:r>
+      <w:r>
+        <w:rPr>
+          <w:b/>
+          <w:bCs/>
+        </w:rPr>
+        <w:t xml:space="preserve">when they were younger</w:t>
+      </w:r>
+      <w:r>
+        <w:t xml:space="preserve">, so we get data about what hunting was like in the past. The years </w:t>
+      </w:r>
+      <w:r>
+        <w:rPr>
+          <w:b/>
+          <w:bCs/>
+        </w:rPr>
+        <w:t xml:space="preserve">do not</w:t>
+      </w:r>
+      <w:r>
+        <w:t xml:space="preserve"> need to be exact.</w:t>
       </w:r>
     </w:p>
     <w:p>

--- a/docs/MCA_Hunt_Interviewer_Guide.docx
+++ b/docs/MCA_Hunt_Interviewer_Guide.docx
@@ -563,6 +563,36 @@
     </w:p>
     <w:p>
       <w:pPr>
+        <w:pStyle w:val="ListParagraph"/>
+        <w:numPr>
+          <w:ilvl w:val="0"/>
+          <w:numId w:val="2"/>
+        </w:numPr>
+        <w:spacing w:after="40"/>
+      </w:pPr>
+      <w:r>
+        <w:rPr>
+          <w:b/>
+          <w:bCs/>
+        </w:rPr>
+        <w:t xml:space="preserve">Why do you hunt? </w:t>
+      </w:r>
+      <w:r>
+        <w:t xml:space="preserve">Tick </w:t>
+      </w:r>
+      <w:r>
+        <w:rPr>
+          <w:b/>
+          <w:bCs/>
+        </w:rPr>
+        <w:t xml:space="preserve">every</w:t>
+      </w:r>
+      <w:r>
+        <w:t xml:space="preserve"> reason they give — food, income, custom/ceremony, to see and look after their land, entertainment, or another reason. More than one is normal.</w:t>
+      </w:r>
+    </w:p>
+    <w:p>
+      <w:pPr>
         <w:pBdr>
           <w:left w:val="single" w:color="256D40" w:sz="18" w:space="8"/>
         </w:pBdr>
@@ -1111,6 +1141,56 @@
       </w:r>
       <w:r>
         <w:t xml:space="preserve">. Note any change over time.</w:t>
+      </w:r>
+    </w:p>
+    <w:p>
+      <w:pPr>
+        <w:pStyle w:val="ListParagraph"/>
+        <w:numPr>
+          <w:ilvl w:val="0"/>
+          <w:numId w:val="2"/>
+        </w:numPr>
+        <w:spacing w:after="40"/>
+      </w:pPr>
+      <w:r>
+        <w:rPr>
+          <w:b/>
+          <w:bCs/>
+        </w:rPr>
+        <w:t xml:space="preserve">Tools not allowed. </w:t>
+      </w:r>
+      <w:r>
+        <w:t xml:space="preserve">Ask whether any tools are </w:t>
+      </w:r>
+      <w:r>
+        <w:rPr>
+          <w:b/>
+          <w:bCs/>
+        </w:rPr>
+        <w:t xml:space="preserve">not allowed</w:t>
+      </w:r>
+      <w:r>
+        <w:t xml:space="preserve"> here — tambu, banned, or discouraged. If yes, note </w:t>
+      </w:r>
+      <w:r>
+        <w:rPr>
+          <w:b/>
+          <w:bCs/>
+        </w:rPr>
+        <w:t xml:space="preserve">which tools and why</w:t>
+      </w:r>
+      <w:r>
+        <w:t xml:space="preserve"> (clan rule, government, custom). This is the customary limit on </w:t>
+      </w:r>
+      <w:r>
+        <w:rPr>
+          <w:b/>
+          <w:bCs/>
+        </w:rPr>
+        <w:t xml:space="preserve">tool</w:t>
+      </w:r>
+      <w:r>
+        <w:t xml:space="preserve">, one of the four T’s.</w:t>
       </w:r>
     </w:p>
     <w:p>
